--- a/plantillas/plantilla_contrato_solo_tv.docx
+++ b/plantillas/plantilla_contrato_solo_tv.docx
@@ -8,7 +8,7 @@
           <w:noProof/>
         </w:rPr>
         <w:drawing>
-          <wp:anchor distT="0" distB="0" distL="114300" distR="114300" simplePos="0" relativeHeight="251658240" behindDoc="1" locked="1" layoutInCell="1" allowOverlap="1" wp14:anchorId="7411389F" wp14:editId="54744339">
+          <wp:anchor distT="0" distB="0" distL="114300" distR="114300" simplePos="0" relativeHeight="251658240" behindDoc="1" locked="1" layoutInCell="1" allowOverlap="1" wp14:anchorId="7411389F" wp14:editId="3C6C306B">
             <wp:simplePos x="0" y="0"/>
             <wp:positionH relativeFrom="page">
               <wp:align>left</wp:align>
@@ -70,6 +70,268 @@
     <w:p>
       <w:r>
         <w:rPr>
+          <w:rFonts w:ascii="Times New Roman" w:hAnsi="Times New Roman" w:cs="Times New Roman"/>
+          <w:noProof/>
+          <w:kern w:val="0"/>
+          <w:sz w:val="24"/>
+          <w:szCs w:val="24"/>
+          <w:lang w:eastAsia="es-CO"/>
+          <w14:ligatures w14:val="none"/>
+        </w:rPr>
+        <mc:AlternateContent>
+          <mc:Choice Requires="wps">
+            <w:drawing>
+              <wp:anchor distT="0" distB="0" distL="114300" distR="114300" simplePos="0" relativeHeight="251748352" behindDoc="0" locked="0" layoutInCell="1" allowOverlap="1" wp14:anchorId="1061219F" wp14:editId="40B9F135">
+                <wp:simplePos x="0" y="0"/>
+                <wp:positionH relativeFrom="page">
+                  <wp:posOffset>3937567</wp:posOffset>
+                </wp:positionH>
+                <wp:positionV relativeFrom="paragraph">
+                  <wp:posOffset>9251127</wp:posOffset>
+                </wp:positionV>
+                <wp:extent cx="3310255" cy="1161536"/>
+                <wp:effectExtent l="0" t="0" r="0" b="635"/>
+                <wp:wrapNone/>
+                <wp:docPr id="1658278432" name="Cuadro de texto 44"/>
+                <wp:cNvGraphicFramePr/>
+                <a:graphic xmlns:a="http://schemas.openxmlformats.org/drawingml/2006/main">
+                  <a:graphicData uri="http://schemas.microsoft.com/office/word/2010/wordprocessingShape">
+                    <wps:wsp>
+                      <wps:cNvSpPr txBox="1"/>
+                      <wps:spPr>
+                        <a:xfrm>
+                          <a:off x="0" y="0"/>
+                          <a:ext cx="3310255" cy="1161536"/>
+                        </a:xfrm>
+                        <a:prstGeom prst="rect">
+                          <a:avLst/>
+                        </a:prstGeom>
+                        <a:noFill/>
+                        <a:ln>
+                          <a:noFill/>
+                        </a:ln>
+                      </wps:spPr>
+                      <wps:style>
+                        <a:lnRef idx="0">
+                          <a:scrgbClr r="0" g="0" b="0"/>
+                        </a:lnRef>
+                        <a:fillRef idx="0">
+                          <a:scrgbClr r="0" g="0" b="0"/>
+                        </a:fillRef>
+                        <a:effectRef idx="0">
+                          <a:scrgbClr r="0" g="0" b="0"/>
+                        </a:effectRef>
+                        <a:fontRef idx="minor">
+                          <a:schemeClr val="dk1"/>
+                        </a:fontRef>
+                      </wps:style>
+                      <wps:txbx>
+                        <w:txbxContent>
+                          <w:p>
+                            <w:pPr>
+                              <w:spacing w:after="0" w:line="408" w:lineRule="auto"/>
+                              <w:jc w:val="center"/>
+                              <w:rPr>
+                                <w:rFonts w:ascii="Arial" w:hAnsi="Arial" w:cs="Arial"/>
+                                <w:position w:val="-6"/>
+                                <w:sz w:val="18"/>
+                                <w:szCs w:val="18"/>
+                              </w:rPr>
+                            </w:pPr>
+                            <w:proofErr w:type="gramStart"/>
+                            <w:r>
+                              <w:rPr>
+                                <w:rFonts w:ascii="Arial" w:hAnsi="Arial" w:cs="Arial"/>
+                                <w:position w:val="-6"/>
+                                <w:sz w:val="18"/>
+                                <w:szCs w:val="18"/>
+                              </w:rPr>
+                              <w:t xml:space="preserve">{{ </w:t>
+                            </w:r>
+                            <w:proofErr w:type="spellStart"/>
+                            <w:r>
+                              <w:rPr>
+                                <w:rFonts w:ascii="Arial" w:hAnsi="Arial" w:cs="Arial"/>
+                                <w:position w:val="-6"/>
+                                <w:sz w:val="18"/>
+                                <w:szCs w:val="18"/>
+                              </w:rPr>
+                              <w:t>firma</w:t>
+                            </w:r>
+                            <w:proofErr w:type="gramEnd"/>
+                            <w:r>
+                              <w:rPr>
+                                <w:rFonts w:ascii="Arial" w:hAnsi="Arial" w:cs="Arial"/>
+                                <w:position w:val="-6"/>
+                                <w:sz w:val="18"/>
+                                <w:szCs w:val="18"/>
+                              </w:rPr>
+                              <w:t>_</w:t>
+                            </w:r>
+                            <w:proofErr w:type="gramStart"/>
+                            <w:r>
+                              <w:rPr>
+                                <w:rFonts w:ascii="Arial" w:hAnsi="Arial" w:cs="Arial"/>
+                                <w:position w:val="-6"/>
+                                <w:sz w:val="18"/>
+                                <w:szCs w:val="18"/>
+                              </w:rPr>
+                              <w:t>cliente</w:t>
+                            </w:r>
+                            <w:proofErr w:type="spellEnd"/>
+                            <w:r>
+                              <w:rPr>
+                                <w:rFonts w:ascii="Arial" w:hAnsi="Arial" w:cs="Arial"/>
+                                <w:position w:val="-6"/>
+                                <w:sz w:val="18"/>
+                                <w:szCs w:val="18"/>
+                              </w:rPr>
+                              <w:t xml:space="preserve"> }</w:t>
+                            </w:r>
+                            <w:proofErr w:type="gramEnd"/>
+                            <w:r>
+                              <w:rPr>
+                                <w:rFonts w:ascii="Arial" w:hAnsi="Arial" w:cs="Arial"/>
+                                <w:position w:val="-6"/>
+                                <w:sz w:val="18"/>
+                                <w:szCs w:val="18"/>
+                              </w:rPr>
+                              <w:t>}</w:t>
+                            </w:r>
+                          </w:p>
+                          <w:p>
+                            <w:pPr>
+                              <w:spacing w:after="0" w:line="408" w:lineRule="auto"/>
+                              <w:jc w:val="center"/>
+                              <w:rPr>
+                                <w:rFonts w:ascii="Arial" w:hAnsi="Arial" w:cs="Arial"/>
+                                <w:sz w:val="18"/>
+                                <w:szCs w:val="18"/>
+                              </w:rPr>
+                            </w:pPr>
+                          </w:p>
+                        </w:txbxContent>
+                      </wps:txbx>
+                      <wps:bodyPr rot="0" spcFirstLastPara="0" vertOverflow="clip" horzOverflow="clip" vert="horz" wrap="square" lIns="91440" tIns="45720" rIns="91440" bIns="45720" numCol="1" spcCol="0" rtlCol="0" fromWordArt="0" anchor="ctr" anchorCtr="0" forceAA="0" compatLnSpc="1">
+                        <a:prstTxWarp prst="textNoShape">
+                          <a:avLst/>
+                        </a:prstTxWarp>
+                        <a:noAutofit/>
+                      </wps:bodyPr>
+                    </wps:wsp>
+                  </a:graphicData>
+                </a:graphic>
+                <wp14:sizeRelH relativeFrom="margin">
+                  <wp14:pctWidth>0</wp14:pctWidth>
+                </wp14:sizeRelH>
+                <wp14:sizeRelV relativeFrom="margin">
+                  <wp14:pctHeight>0</wp14:pctHeight>
+                </wp14:sizeRelV>
+              </wp:anchor>
+            </w:drawing>
+          </mc:Choice>
+          <mc:Fallback>
+            <w:pict>
+              <v:shapetype w14:anchorId="1061219F" id="_x0000_t202" coordsize="21600,21600" o:spt="202" path="m,l,21600r21600,l21600,xe">
+                <v:stroke joinstyle="miter"/>
+                <v:path gradientshapeok="t" o:connecttype="rect"/>
+              </v:shapetype>
+              <v:shape id="Cuadro de texto 44" o:spid="_x0000_s1026" type="#_x0000_t202" style="position:absolute;margin-left:310.05pt;margin-top:728.45pt;width:260.65pt;height:91.45pt;z-index:251748352;visibility:visible;mso-wrap-style:square;mso-width-percent:0;mso-height-percent:0;mso-wrap-distance-left:9pt;mso-wrap-distance-top:0;mso-wrap-distance-right:9pt;mso-wrap-distance-bottom:0;mso-position-horizontal:absolute;mso-position-horizontal-relative:page;mso-position-vertical:absolute;mso-position-vertical-relative:text;mso-width-percent:0;mso-height-percent:0;mso-width-relative:margin;mso-height-relative:margin;v-text-anchor:middle" o:gfxdata="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" filled="f" stroked="f">
+                <v:textbox>
+                  <w:txbxContent>
+                    <w:p>
+                      <w:pPr>
+                        <w:spacing w:after="0" w:line="408" w:lineRule="auto"/>
+                        <w:jc w:val="center"/>
+                        <w:rPr>
+                          <w:rFonts w:ascii="Arial" w:hAnsi="Arial" w:cs="Arial"/>
+                          <w:position w:val="-6"/>
+                          <w:sz w:val="18"/>
+                          <w:szCs w:val="18"/>
+                        </w:rPr>
+                      </w:pPr>
+                      <w:proofErr w:type="gramStart"/>
+                      <w:r>
+                        <w:rPr>
+                          <w:rFonts w:ascii="Arial" w:hAnsi="Arial" w:cs="Arial"/>
+                          <w:position w:val="-6"/>
+                          <w:sz w:val="18"/>
+                          <w:szCs w:val="18"/>
+                        </w:rPr>
+                        <w:t xml:space="preserve">{{ </w:t>
+                      </w:r>
+                      <w:proofErr w:type="spellStart"/>
+                      <w:r>
+                        <w:rPr>
+                          <w:rFonts w:ascii="Arial" w:hAnsi="Arial" w:cs="Arial"/>
+                          <w:position w:val="-6"/>
+                          <w:sz w:val="18"/>
+                          <w:szCs w:val="18"/>
+                        </w:rPr>
+                        <w:t>firma</w:t>
+                      </w:r>
+                      <w:proofErr w:type="gramEnd"/>
+                      <w:r>
+                        <w:rPr>
+                          <w:rFonts w:ascii="Arial" w:hAnsi="Arial" w:cs="Arial"/>
+                          <w:position w:val="-6"/>
+                          <w:sz w:val="18"/>
+                          <w:szCs w:val="18"/>
+                        </w:rPr>
+                        <w:t>_</w:t>
+                      </w:r>
+                      <w:proofErr w:type="gramStart"/>
+                      <w:r>
+                        <w:rPr>
+                          <w:rFonts w:ascii="Arial" w:hAnsi="Arial" w:cs="Arial"/>
+                          <w:position w:val="-6"/>
+                          <w:sz w:val="18"/>
+                          <w:szCs w:val="18"/>
+                        </w:rPr>
+                        <w:t>cliente</w:t>
+                      </w:r>
+                      <w:proofErr w:type="spellEnd"/>
+                      <w:r>
+                        <w:rPr>
+                          <w:rFonts w:ascii="Arial" w:hAnsi="Arial" w:cs="Arial"/>
+                          <w:position w:val="-6"/>
+                          <w:sz w:val="18"/>
+                          <w:szCs w:val="18"/>
+                        </w:rPr>
+                        <w:t xml:space="preserve"> }</w:t>
+                      </w:r>
+                      <w:proofErr w:type="gramEnd"/>
+                      <w:r>
+                        <w:rPr>
+                          <w:rFonts w:ascii="Arial" w:hAnsi="Arial" w:cs="Arial"/>
+                          <w:position w:val="-6"/>
+                          <w:sz w:val="18"/>
+                          <w:szCs w:val="18"/>
+                        </w:rPr>
+                        <w:t>}</w:t>
+                      </w:r>
+                    </w:p>
+                    <w:p>
+                      <w:pPr>
+                        <w:spacing w:after="0" w:line="408" w:lineRule="auto"/>
+                        <w:jc w:val="center"/>
+                        <w:rPr>
+                          <w:rFonts w:ascii="Arial" w:hAnsi="Arial" w:cs="Arial"/>
+                          <w:sz w:val="18"/>
+                          <w:szCs w:val="18"/>
+                        </w:rPr>
+                      </w:pPr>
+                    </w:p>
+                  </w:txbxContent>
+                </v:textbox>
+                <w10:wrap anchorx="page"/>
+              </v:shape>
+            </w:pict>
+          </mc:Fallback>
+        </mc:AlternateContent>
+      </w:r>
+      <w:r>
+        <w:rPr>
           <w:noProof/>
         </w:rPr>
         <mc:AlternateContent>
@@ -207,11 +469,7 @@
           </mc:Choice>
           <mc:Fallback>
             <w:pict>
-              <v:shapetype w14:anchorId="50FFEFF1" id="_x0000_t202" coordsize="21600,21600" o:spt="202" path="m,l,21600r21600,l21600,xe">
-                <v:stroke joinstyle="miter"/>
-                <v:path gradientshapeok="t" o:connecttype="rect"/>
-              </v:shapetype>
-              <v:shape id="Cuadro de texto 5" o:spid="_x0000_s1026" type="#_x0000_t202" style="position:absolute;margin-left:-16.05pt;margin-top:127.15pt;width:60.7pt;height:18.6pt;z-index:251695104;visibility:visible;mso-wrap-style:square;mso-width-percent:0;mso-height-percent:0;mso-wrap-distance-left:9pt;mso-wrap-distance-top:0;mso-wrap-distance-right:9pt;mso-wrap-distance-bottom:0;mso-position-horizontal:absolute;mso-position-horizontal-relative:text;mso-position-vertical:absolute;mso-position-vertical-relative:text;mso-width-percent:0;mso-height-percent:0;mso-width-relative:margin;mso-height-relative:margin;v-text-anchor:top" o:gfxdata="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" filled="f" stroked="f">
+              <v:shape w14:anchorId="50FFEFF1" id="Cuadro de texto 5" o:spid="_x0000_s1027" type="#_x0000_t202" style="position:absolute;margin-left:-16.05pt;margin-top:127.15pt;width:60.7pt;height:18.6pt;z-index:251695104;visibility:visible;mso-wrap-style:square;mso-width-percent:0;mso-height-percent:0;mso-wrap-distance-left:9pt;mso-wrap-distance-top:0;mso-wrap-distance-right:9pt;mso-wrap-distance-bottom:0;mso-position-horizontal:absolute;mso-position-horizontal-relative:text;mso-position-vertical:absolute;mso-position-vertical-relative:text;mso-width-percent:0;mso-height-percent:0;mso-width-relative:margin;mso-height-relative:margin;v-text-anchor:top" o:gfxdata="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" filled="f" stroked="f">
                 <v:textbox>
                   <w:txbxContent>
                     <w:p>
@@ -456,11 +714,7 @@
           </mc:Choice>
           <mc:Fallback>
             <w:pict>
-              <v:shapetype w14:anchorId="7F47FE4B" id="_x0000_t202" coordsize="21600,21600" o:spt="202" path="m,l,21600r21600,l21600,xe">
-                <v:stroke joinstyle="miter"/>
-                <v:path gradientshapeok="t" o:connecttype="rect"/>
-              </v:shapetype>
-              <v:shape id="Cuadro de texto 5" o:spid="_x0000_s1026" type="#_x0000_t202" style="position:absolute;margin-left:30.4pt;margin-top:349.7pt;width:167.85pt;height:20.85pt;z-index:251666432;visibility:visible;mso-wrap-style:square;mso-width-percent:0;mso-height-percent:0;mso-wrap-distance-left:9pt;mso-wrap-distance-top:0;mso-wrap-distance-right:9pt;mso-wrap-distance-bottom:0;mso-position-horizontal:absolute;mso-position-horizontal-relative:text;mso-position-vertical:absolute;mso-position-vertical-relative:text;mso-width-percent:0;mso-height-percent:0;mso-width-relative:margin;mso-height-relative:margin;v-text-anchor:top" o:gfxdata="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" filled="f" stroked="f">
+              <v:shape w14:anchorId="7F47FE4B" id="_x0000_s1028" type="#_x0000_t202" style="position:absolute;margin-left:30.4pt;margin-top:349.7pt;width:167.85pt;height:20.85pt;z-index:251666432;visibility:visible;mso-wrap-style:square;mso-width-percent:0;mso-height-percent:0;mso-wrap-distance-left:9pt;mso-wrap-distance-top:0;mso-wrap-distance-right:9pt;mso-wrap-distance-bottom:0;mso-position-horizontal:absolute;mso-position-horizontal-relative:text;mso-position-vertical:absolute;mso-position-vertical-relative:text;mso-width-percent:0;mso-height-percent:0;mso-width-relative:margin;mso-height-relative:margin;v-text-anchor:top" o:gfxdata="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" filled="f" stroked="f">
                 <v:textbox>
                   <w:txbxContent>
                     <w:p>
@@ -659,7 +913,7 @@
           </mc:Choice>
           <mc:Fallback>
             <w:pict>
-              <v:shape w14:anchorId="17DF087D" id="_x0000_s1027" type="#_x0000_t202" style="position:absolute;margin-left:160.85pt;margin-top:368.55pt;width:25.2pt;height:17.55pt;z-index:251674624;visibility:visible;mso-wrap-style:square;mso-width-percent:0;mso-height-percent:0;mso-wrap-distance-left:9pt;mso-wrap-distance-top:0;mso-wrap-distance-right:9pt;mso-wrap-distance-bottom:0;mso-position-horizontal:absolute;mso-position-horizontal-relative:text;mso-position-vertical:absolute;mso-position-vertical-relative:text;mso-width-percent:0;mso-height-percent:0;mso-width-relative:margin;mso-height-relative:margin;v-text-anchor:top" o:gfxdata="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" filled="f" stroked="f">
+              <v:shape w14:anchorId="17DF087D" id="_x0000_s1029" type="#_x0000_t202" style="position:absolute;margin-left:160.85pt;margin-top:368.55pt;width:25.2pt;height:17.55pt;z-index:251674624;visibility:visible;mso-wrap-style:square;mso-width-percent:0;mso-height-percent:0;mso-wrap-distance-left:9pt;mso-wrap-distance-top:0;mso-wrap-distance-right:9pt;mso-wrap-distance-bottom:0;mso-position-horizontal:absolute;mso-position-horizontal-relative:text;mso-position-vertical:absolute;mso-position-vertical-relative:text;mso-width-percent:0;mso-height-percent:0;mso-width-relative:margin;mso-height-relative:margin;v-text-anchor:top" o:gfxdata="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" filled="f" stroked="f">
                 <v:textbox>
                   <w:txbxContent>
                     <w:p>
@@ -887,7 +1141,7 @@
           </mc:Choice>
           <mc:Fallback>
             <w:pict>
-              <v:shape w14:anchorId="277CAA4B" id="_x0000_s1028" type="#_x0000_t202" style="position:absolute;margin-left:85pt;margin-top:519.45pt;width:24.4pt;height:18.6pt;z-index:251708416;visibility:visible;mso-wrap-style:square;mso-width-percent:0;mso-height-percent:0;mso-wrap-distance-left:9pt;mso-wrap-distance-top:0;mso-wrap-distance-right:9pt;mso-wrap-distance-bottom:0;mso-position-horizontal:absolute;mso-position-horizontal-relative:margin;mso-position-vertical:absolute;mso-position-vertical-relative:text;mso-width-percent:0;mso-height-percent:0;mso-width-relative:margin;mso-height-relative:margin;v-text-anchor:top" o:gfxdata="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" filled="f" stroked="f">
+              <v:shape w14:anchorId="277CAA4B" id="_x0000_s1030" type="#_x0000_t202" style="position:absolute;margin-left:85pt;margin-top:519.45pt;width:24.4pt;height:18.6pt;z-index:251708416;visibility:visible;mso-wrap-style:square;mso-width-percent:0;mso-height-percent:0;mso-wrap-distance-left:9pt;mso-wrap-distance-top:0;mso-wrap-distance-right:9pt;mso-wrap-distance-bottom:0;mso-position-horizontal:absolute;mso-position-horizontal-relative:margin;mso-position-vertical:absolute;mso-position-vertical-relative:text;mso-width-percent:0;mso-height-percent:0;mso-width-relative:margin;mso-height-relative:margin;v-text-anchor:top" o:gfxdata="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" filled="f" stroked="f">
                 <v:textbox>
                   <w:txbxContent>
                     <w:p>
@@ -1101,7 +1355,7 @@
           </mc:Choice>
           <mc:Fallback>
             <w:pict>
-              <v:shape w14:anchorId="69ED6AF3" id="_x0000_s1029" type="#_x0000_t202" style="position:absolute;margin-left:-.65pt;margin-top:519.85pt;width:23.6pt;height:18.6pt;z-index:251678720;visibility:visible;mso-wrap-style:square;mso-width-percent:0;mso-height-percent:0;mso-wrap-distance-left:9pt;mso-wrap-distance-top:0;mso-wrap-distance-right:9pt;mso-wrap-distance-bottom:0;mso-position-horizontal:absolute;mso-position-horizontal-relative:margin;mso-position-vertical:absolute;mso-position-vertical-relative:text;mso-width-percent:0;mso-height-percent:0;mso-width-relative:margin;mso-height-relative:margin;v-text-anchor:top" o:gfxdata="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" filled="f" stroked="f">
+              <v:shape w14:anchorId="69ED6AF3" id="_x0000_s1031" type="#_x0000_t202" style="position:absolute;margin-left:-.65pt;margin-top:519.85pt;width:23.6pt;height:18.6pt;z-index:251678720;visibility:visible;mso-wrap-style:square;mso-width-percent:0;mso-height-percent:0;mso-wrap-distance-left:9pt;mso-wrap-distance-top:0;mso-wrap-distance-right:9pt;mso-wrap-distance-bottom:0;mso-position-horizontal:absolute;mso-position-horizontal-relative:margin;mso-position-vertical:absolute;mso-position-vertical-relative:text;mso-width-percent:0;mso-height-percent:0;mso-width-relative:margin;mso-height-relative:margin;v-text-anchor:top" o:gfxdata="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" filled="f" stroked="f">
                 <v:textbox>
                   <w:txbxContent>
                     <w:p>
@@ -1183,143 +1437,7 @@
         <mc:AlternateContent>
           <mc:Choice Requires="wps">
             <w:drawing>
-              <wp:anchor distT="0" distB="0" distL="114300" distR="114300" simplePos="0" relativeHeight="251709440" behindDoc="0" locked="0" layoutInCell="1" allowOverlap="1" wp14:anchorId="22C01699" wp14:editId="3DD6F979">
-                <wp:simplePos x="0" y="0"/>
-                <wp:positionH relativeFrom="column">
-                  <wp:posOffset>2832235</wp:posOffset>
-                </wp:positionH>
-                <wp:positionV relativeFrom="paragraph">
-                  <wp:posOffset>9409191</wp:posOffset>
-                </wp:positionV>
-                <wp:extent cx="3527686" cy="819462"/>
-                <wp:effectExtent l="0" t="0" r="0" b="0"/>
-                <wp:wrapNone/>
-                <wp:docPr id="201794989" name="Cuadro de texto 24"/>
-                <wp:cNvGraphicFramePr/>
-                <a:graphic xmlns:a="http://schemas.openxmlformats.org/drawingml/2006/main">
-                  <a:graphicData uri="http://schemas.microsoft.com/office/word/2010/wordprocessingShape">
-                    <wps:wsp>
-                      <wps:cNvSpPr txBox="1"/>
-                      <wps:spPr>
-                        <a:xfrm>
-                          <a:off x="0" y="0"/>
-                          <a:ext cx="3527686" cy="819462"/>
-                        </a:xfrm>
-                        <a:prstGeom prst="rect">
-                          <a:avLst/>
-                        </a:prstGeom>
-                        <a:noFill/>
-                        <a:ln>
-                          <a:noFill/>
-                        </a:ln>
-                      </wps:spPr>
-                      <wps:style>
-                        <a:lnRef idx="0">
-                          <a:scrgbClr r="0" g="0" b="0"/>
-                        </a:lnRef>
-                        <a:fillRef idx="0">
-                          <a:scrgbClr r="0" g="0" b="0"/>
-                        </a:fillRef>
-                        <a:effectRef idx="0">
-                          <a:scrgbClr r="0" g="0" b="0"/>
-                        </a:effectRef>
-                        <a:fontRef idx="minor">
-                          <a:schemeClr val="dk1"/>
-                        </a:fontRef>
-                      </wps:style>
-                      <wps:txbx>
-                        <w:txbxContent>
-                          <w:p>
-                            <w:proofErr w:type="gramStart"/>
-                            <w:r>
-                              <w:t xml:space="preserve">{{ </w:t>
-                            </w:r>
-                            <w:proofErr w:type="spellStart"/>
-                            <w:r>
-                              <w:t>firma</w:t>
-                            </w:r>
-                            <w:proofErr w:type="gramEnd"/>
-                            <w:r>
-                              <w:t>_</w:t>
-                            </w:r>
-                            <w:proofErr w:type="gramStart"/>
-                            <w:r>
-                              <w:t>cliente</w:t>
-                            </w:r>
-                            <w:proofErr w:type="spellEnd"/>
-                            <w:r>
-                              <w:t xml:space="preserve"> }</w:t>
-                            </w:r>
-                            <w:proofErr w:type="gramEnd"/>
-                            <w:r>
-                              <w:t>}</w:t>
-                            </w:r>
-                          </w:p>
-                          <w:p/>
-                        </w:txbxContent>
-                      </wps:txbx>
-                      <wps:bodyPr rot="0" spcFirstLastPara="0" vertOverflow="overflow" horzOverflow="overflow" vert="horz" wrap="square" lIns="91440" tIns="45720" rIns="91440" bIns="45720" numCol="1" spcCol="0" rtlCol="0" fromWordArt="0" anchor="t" anchorCtr="0" forceAA="0" compatLnSpc="1">
-                        <a:prstTxWarp prst="textNoShape">
-                          <a:avLst/>
-                        </a:prstTxWarp>
-                        <a:noAutofit/>
-                      </wps:bodyPr>
-                    </wps:wsp>
-                  </a:graphicData>
-                </a:graphic>
-                <wp14:sizeRelV relativeFrom="margin">
-                  <wp14:pctHeight>0</wp14:pctHeight>
-                </wp14:sizeRelV>
-              </wp:anchor>
-            </w:drawing>
-          </mc:Choice>
-          <mc:Fallback>
-            <w:pict>
-              <v:shape w14:anchorId="22C01699" id="Cuadro de texto 24" o:spid="_x0000_s1030" type="#_x0000_t202" style="position:absolute;margin-left:223pt;margin-top:740.9pt;width:277.75pt;height:64.5pt;z-index:251709440;visibility:visible;mso-wrap-style:square;mso-height-percent:0;mso-wrap-distance-left:9pt;mso-wrap-distance-top:0;mso-wrap-distance-right:9pt;mso-wrap-distance-bottom:0;mso-position-horizontal:absolute;mso-position-horizontal-relative:text;mso-position-vertical:absolute;mso-position-vertical-relative:text;mso-height-percent:0;mso-height-relative:margin;v-text-anchor:top" o:gfxdata="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" filled="f" stroked="f">
-                <v:textbox>
-                  <w:txbxContent>
-                    <w:p>
-                      <w:proofErr w:type="gramStart"/>
-                      <w:r>
-                        <w:t xml:space="preserve">{{ </w:t>
-                      </w:r>
-                      <w:proofErr w:type="spellStart"/>
-                      <w:r>
-                        <w:t>firma</w:t>
-                      </w:r>
-                      <w:proofErr w:type="gramEnd"/>
-                      <w:r>
-                        <w:t>_</w:t>
-                      </w:r>
-                      <w:proofErr w:type="gramStart"/>
-                      <w:r>
-                        <w:t>cliente</w:t>
-                      </w:r>
-                      <w:proofErr w:type="spellEnd"/>
-                      <w:r>
-                        <w:t xml:space="preserve"> }</w:t>
-                      </w:r>
-                      <w:proofErr w:type="gramEnd"/>
-                      <w:r>
-                        <w:t>}</w:t>
-                      </w:r>
-                    </w:p>
-                    <w:p/>
-                  </w:txbxContent>
-                </v:textbox>
-              </v:shape>
-            </w:pict>
-          </mc:Fallback>
-        </mc:AlternateContent>
-      </w:r>
-      <w:r>
-        <w:rPr>
-          <w:noProof/>
-        </w:rPr>
-        <mc:AlternateContent>
-          <mc:Choice Requires="wps">
-            <w:drawing>
-              <wp:anchor distT="0" distB="0" distL="114300" distR="114300" simplePos="0" relativeHeight="251705344" behindDoc="0" locked="0" layoutInCell="1" allowOverlap="1" wp14:anchorId="22B61BB0" wp14:editId="11B44CB4">
+              <wp:anchor distT="0" distB="0" distL="114300" distR="114300" simplePos="0" relativeHeight="251705344" behindDoc="0" locked="0" layoutInCell="1" allowOverlap="1" wp14:anchorId="22B61BB0" wp14:editId="0ECD7DC0">
                 <wp:simplePos x="0" y="0"/>
                 <wp:positionH relativeFrom="margin">
                   <wp:posOffset>-669925</wp:posOffset>
@@ -1380,16 +1498,7 @@
                                 <w:sz w:val="18"/>
                                 <w:szCs w:val="18"/>
                               </w:rPr>
-                              <w:t xml:space="preserve">                                                       </w:t>
-                            </w:r>
-                            <w:proofErr w:type="gramStart"/>
-                            <w:r>
-                              <w:rPr>
-                                <w:rFonts w:ascii="Arial" w:hAnsi="Arial" w:cs="Arial"/>
-                                <w:sz w:val="18"/>
-                                <w:szCs w:val="18"/>
-                              </w:rPr>
-                              <w:t xml:space="preserve">{{ </w:t>
+                              <w:t xml:space="preserve">                                                       {{ </w:t>
                             </w:r>
                             <w:proofErr w:type="spellStart"/>
                             <w:r>
@@ -1417,7 +1526,6 @@
                               <w:t>n</w:t>
                             </w:r>
                             <w:proofErr w:type="spellEnd"/>
-                            <w:proofErr w:type="gramEnd"/>
                             <w:r>
                               <w:rPr>
                                 <w:rFonts w:ascii="Arial" w:hAnsi="Arial" w:cs="Arial"/>
@@ -1449,7 +1557,7 @@
           </mc:Choice>
           <mc:Fallback>
             <w:pict>
-              <v:shape w14:anchorId="22B61BB0" id="_x0000_s1031" type="#_x0000_t202" style="position:absolute;margin-left:-52.75pt;margin-top:392.95pt;width:245.2pt;height:37.15pt;z-index:251705344;visibility:visible;mso-wrap-style:square;mso-width-percent:0;mso-height-percent:0;mso-wrap-distance-left:9pt;mso-wrap-distance-top:0;mso-wrap-distance-right:9pt;mso-wrap-distance-bottom:0;mso-position-horizontal:absolute;mso-position-horizontal-relative:margin;mso-position-vertical:absolute;mso-position-vertical-relative:text;mso-width-percent:0;mso-height-percent:0;mso-width-relative:margin;mso-height-relative:margin;v-text-anchor:top" o:gfxdata="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" filled="f" stroked="f">
+              <v:shape w14:anchorId="22B61BB0" id="_x0000_s1032" type="#_x0000_t202" style="position:absolute;margin-left:-52.75pt;margin-top:392.95pt;width:245.2pt;height:37.15pt;z-index:251705344;visibility:visible;mso-wrap-style:square;mso-width-percent:0;mso-height-percent:0;mso-wrap-distance-left:9pt;mso-wrap-distance-top:0;mso-wrap-distance-right:9pt;mso-wrap-distance-bottom:0;mso-position-horizontal:absolute;mso-position-horizontal-relative:margin;mso-position-vertical:absolute;mso-position-vertical-relative:text;mso-width-percent:0;mso-height-percent:0;mso-width-relative:margin;mso-height-relative:margin;v-text-anchor:top" o:gfxdata="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" filled="f" stroked="f">
                 <v:textbox>
                   <w:txbxContent>
                     <w:p>
@@ -1467,16 +1575,7 @@
                           <w:sz w:val="18"/>
                           <w:szCs w:val="18"/>
                         </w:rPr>
-                        <w:t xml:space="preserve">                                                       </w:t>
-                      </w:r>
-                      <w:proofErr w:type="gramStart"/>
-                      <w:r>
-                        <w:rPr>
-                          <w:rFonts w:ascii="Arial" w:hAnsi="Arial" w:cs="Arial"/>
-                          <w:sz w:val="18"/>
-                          <w:szCs w:val="18"/>
-                        </w:rPr>
-                        <w:t xml:space="preserve">{{ </w:t>
+                        <w:t xml:space="preserve">                                                       {{ </w:t>
                       </w:r>
                       <w:proofErr w:type="spellStart"/>
                       <w:r>
@@ -1504,7 +1603,6 @@
                         <w:t>n</w:t>
                       </w:r>
                       <w:proofErr w:type="spellEnd"/>
-                      <w:proofErr w:type="gramEnd"/>
                       <w:r>
                         <w:rPr>
                           <w:rFonts w:ascii="Arial" w:hAnsi="Arial" w:cs="Arial"/>
@@ -1584,23 +1682,13 @@
                                 <w:szCs w:val="18"/>
                               </w:rPr>
                             </w:pPr>
-                            <w:proofErr w:type="gramStart"/>
-                            <w:r>
-                              <w:rPr>
-                                <w:rFonts w:ascii="Arial" w:hAnsi="Arial" w:cs="Arial"/>
-                                <w:sz w:val="18"/>
-                                <w:szCs w:val="18"/>
-                              </w:rPr>
-                              <w:t>{{ departamento</w:t>
-                            </w:r>
-                            <w:proofErr w:type="gramEnd"/>
-                            <w:r>
-                              <w:rPr>
-                                <w:rFonts w:ascii="Arial" w:hAnsi="Arial" w:cs="Arial"/>
-                                <w:sz w:val="18"/>
-                                <w:szCs w:val="18"/>
-                              </w:rPr>
-                              <w:t xml:space="preserve"> }}</w:t>
+                            <w:r>
+                              <w:rPr>
+                                <w:rFonts w:ascii="Arial" w:hAnsi="Arial" w:cs="Arial"/>
+                                <w:sz w:val="18"/>
+                                <w:szCs w:val="18"/>
+                              </w:rPr>
+                              <w:t>{{ departamento }}</w:t>
                             </w:r>
                           </w:p>
                         </w:txbxContent>
@@ -1625,7 +1713,7 @@
           </mc:Choice>
           <mc:Fallback>
             <w:pict>
-              <v:shape w14:anchorId="722F9DC7" id="_x0000_s1032" type="#_x0000_t202" style="position:absolute;margin-left:8.6pt;margin-top:380.75pt;width:111.8pt;height:17.5pt;z-index:251670528;visibility:visible;mso-wrap-style:square;mso-width-percent:0;mso-height-percent:0;mso-wrap-distance-left:9pt;mso-wrap-distance-top:0;mso-wrap-distance-right:9pt;mso-wrap-distance-bottom:0;mso-position-horizontal:absolute;mso-position-horizontal-relative:text;mso-position-vertical:absolute;mso-position-vertical-relative:text;mso-width-percent:0;mso-height-percent:0;mso-width-relative:margin;mso-height-relative:margin;v-text-anchor:top" o:gfxdata="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" filled="f" stroked="f">
+              <v:shape w14:anchorId="722F9DC7" id="_x0000_s1033" type="#_x0000_t202" style="position:absolute;margin-left:8.6pt;margin-top:380.75pt;width:111.8pt;height:17.5pt;z-index:251670528;visibility:visible;mso-wrap-style:square;mso-width-percent:0;mso-height-percent:0;mso-wrap-distance-left:9pt;mso-wrap-distance-top:0;mso-wrap-distance-right:9pt;mso-wrap-distance-bottom:0;mso-position-horizontal:absolute;mso-position-horizontal-relative:text;mso-position-vertical:absolute;mso-position-vertical-relative:text;mso-width-percent:0;mso-height-percent:0;mso-width-relative:margin;mso-height-relative:margin;v-text-anchor:top" o:gfxdata="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" filled="f" stroked="f">
                 <v:textbox>
                   <w:txbxContent>
                     <w:p>
@@ -1637,23 +1725,13 @@
                           <w:szCs w:val="18"/>
                         </w:rPr>
                       </w:pPr>
-                      <w:proofErr w:type="gramStart"/>
-                      <w:r>
-                        <w:rPr>
-                          <w:rFonts w:ascii="Arial" w:hAnsi="Arial" w:cs="Arial"/>
-                          <w:sz w:val="18"/>
-                          <w:szCs w:val="18"/>
-                        </w:rPr>
-                        <w:t>{{ departamento</w:t>
-                      </w:r>
-                      <w:proofErr w:type="gramEnd"/>
-                      <w:r>
-                        <w:rPr>
-                          <w:rFonts w:ascii="Arial" w:hAnsi="Arial" w:cs="Arial"/>
-                          <w:sz w:val="18"/>
-                          <w:szCs w:val="18"/>
-                        </w:rPr>
-                        <w:t xml:space="preserve"> }}</w:t>
+                      <w:r>
+                        <w:rPr>
+                          <w:rFonts w:ascii="Arial" w:hAnsi="Arial" w:cs="Arial"/>
+                          <w:sz w:val="18"/>
+                          <w:szCs w:val="18"/>
+                        </w:rPr>
+                        <w:t>{{ departamento }}</w:t>
                       </w:r>
                     </w:p>
                   </w:txbxContent>
@@ -1725,7 +1803,6 @@
                                 <w:szCs w:val="18"/>
                               </w:rPr>
                             </w:pPr>
-                            <w:proofErr w:type="gramStart"/>
                             <w:r>
                               <w:rPr>
                                 <w:rFonts w:ascii="Arial" w:hAnsi="Arial" w:cs="Arial"/>
@@ -1741,25 +1818,7 @@
                                 <w:sz w:val="18"/>
                                 <w:szCs w:val="18"/>
                               </w:rPr>
-                              <w:t>numero</w:t>
-                            </w:r>
-                            <w:proofErr w:type="gramEnd"/>
-                            <w:r>
-                              <w:rPr>
-                                <w:rFonts w:ascii="Arial" w:hAnsi="Arial" w:cs="Arial"/>
-                                <w:sz w:val="18"/>
-                                <w:szCs w:val="18"/>
-                              </w:rPr>
-                              <w:t>_</w:t>
-                            </w:r>
-                            <w:proofErr w:type="gramStart"/>
-                            <w:r>
-                              <w:rPr>
-                                <w:rFonts w:ascii="Arial" w:hAnsi="Arial" w:cs="Arial"/>
-                                <w:sz w:val="18"/>
-                                <w:szCs w:val="18"/>
-                              </w:rPr>
-                              <w:t>documento</w:t>
+                              <w:t>numero_documento</w:t>
                             </w:r>
                             <w:proofErr w:type="spellEnd"/>
                             <w:r>
@@ -1768,16 +1827,7 @@
                                 <w:sz w:val="18"/>
                                 <w:szCs w:val="18"/>
                               </w:rPr>
-                              <w:t xml:space="preserve"> }</w:t>
-                            </w:r>
-                            <w:proofErr w:type="gramEnd"/>
-                            <w:r>
-                              <w:rPr>
-                                <w:rFonts w:ascii="Arial" w:hAnsi="Arial" w:cs="Arial"/>
-                                <w:sz w:val="18"/>
-                                <w:szCs w:val="18"/>
-                              </w:rPr>
-                              <w:t>}</w:t>
+                              <w:t xml:space="preserve"> }}</w:t>
                             </w:r>
                           </w:p>
                         </w:txbxContent>
@@ -1802,7 +1852,7 @@
           </mc:Choice>
           <mc:Fallback>
             <w:pict>
-              <v:shape w14:anchorId="3B12B22A" id="_x0000_s1033" type="#_x0000_t202" style="position:absolute;margin-left:11.8pt;margin-top:326.9pt;width:116.15pt;height:16.25pt;z-index:251662336;visibility:visible;mso-wrap-style:square;mso-width-percent:0;mso-height-percent:0;mso-wrap-distance-left:9pt;mso-wrap-distance-top:0;mso-wrap-distance-right:9pt;mso-wrap-distance-bottom:0;mso-position-horizontal:absolute;mso-position-horizontal-relative:text;mso-position-vertical:absolute;mso-position-vertical-relative:text;mso-width-percent:0;mso-height-percent:0;mso-width-relative:margin;mso-height-relative:margin;v-text-anchor:top" o:gfxdata="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" filled="f" stroked="f">
+              <v:shape w14:anchorId="3B12B22A" id="_x0000_s1034" type="#_x0000_t202" style="position:absolute;margin-left:11.8pt;margin-top:326.9pt;width:116.15pt;height:16.25pt;z-index:251662336;visibility:visible;mso-wrap-style:square;mso-width-percent:0;mso-height-percent:0;mso-wrap-distance-left:9pt;mso-wrap-distance-top:0;mso-wrap-distance-right:9pt;mso-wrap-distance-bottom:0;mso-position-horizontal:absolute;mso-position-horizontal-relative:text;mso-position-vertical:absolute;mso-position-vertical-relative:text;mso-width-percent:0;mso-height-percent:0;mso-width-relative:margin;mso-height-relative:margin;v-text-anchor:top" o:gfxdata="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" filled="f" stroked="f">
                 <v:textbox>
                   <w:txbxContent>
                     <w:p>
@@ -1814,7 +1864,6 @@
                           <w:szCs w:val="18"/>
                         </w:rPr>
                       </w:pPr>
-                      <w:proofErr w:type="gramStart"/>
                       <w:r>
                         <w:rPr>
                           <w:rFonts w:ascii="Arial" w:hAnsi="Arial" w:cs="Arial"/>
@@ -1830,25 +1879,7 @@
                           <w:sz w:val="18"/>
                           <w:szCs w:val="18"/>
                         </w:rPr>
-                        <w:t>numero</w:t>
-                      </w:r>
-                      <w:proofErr w:type="gramEnd"/>
-                      <w:r>
-                        <w:rPr>
-                          <w:rFonts w:ascii="Arial" w:hAnsi="Arial" w:cs="Arial"/>
-                          <w:sz w:val="18"/>
-                          <w:szCs w:val="18"/>
-                        </w:rPr>
-                        <w:t>_</w:t>
-                      </w:r>
-                      <w:proofErr w:type="gramStart"/>
-                      <w:r>
-                        <w:rPr>
-                          <w:rFonts w:ascii="Arial" w:hAnsi="Arial" w:cs="Arial"/>
-                          <w:sz w:val="18"/>
-                          <w:szCs w:val="18"/>
-                        </w:rPr>
-                        <w:t>documento</w:t>
+                        <w:t>numero_documento</w:t>
                       </w:r>
                       <w:proofErr w:type="spellEnd"/>
                       <w:r>
@@ -1857,16 +1888,7 @@
                           <w:sz w:val="18"/>
                           <w:szCs w:val="18"/>
                         </w:rPr>
-                        <w:t xml:space="preserve"> }</w:t>
-                      </w:r>
-                      <w:proofErr w:type="gramEnd"/>
-                      <w:r>
-                        <w:rPr>
-                          <w:rFonts w:ascii="Arial" w:hAnsi="Arial" w:cs="Arial"/>
-                          <w:sz w:val="18"/>
-                          <w:szCs w:val="18"/>
-                        </w:rPr>
-                        <w:t>}</w:t>
+                        <w:t xml:space="preserve"> }}</w:t>
                       </w:r>
                     </w:p>
                   </w:txbxContent>
@@ -1946,23 +1968,13 @@
                               </w:rPr>
                               <w:t xml:space="preserve">$ </w:t>
                             </w:r>
-                            <w:proofErr w:type="gramStart"/>
-                            <w:r>
-                              <w:rPr>
-                                <w:rFonts w:ascii="Arial" w:hAnsi="Arial" w:cs="Arial"/>
-                                <w:sz w:val="18"/>
-                                <w:szCs w:val="18"/>
-                              </w:rPr>
-                              <w:t>{{ precio</w:t>
-                            </w:r>
-                            <w:proofErr w:type="gramEnd"/>
-                            <w:r>
-                              <w:rPr>
-                                <w:rFonts w:ascii="Arial" w:hAnsi="Arial" w:cs="Arial"/>
-                                <w:sz w:val="18"/>
-                                <w:szCs w:val="18"/>
-                              </w:rPr>
-                              <w:t xml:space="preserve"> }}</w:t>
+                            <w:r>
+                              <w:rPr>
+                                <w:rFonts w:ascii="Arial" w:hAnsi="Arial" w:cs="Arial"/>
+                                <w:sz w:val="18"/>
+                                <w:szCs w:val="18"/>
+                              </w:rPr>
+                              <w:t>{{ precio }}</w:t>
                             </w:r>
                           </w:p>
                         </w:txbxContent>
@@ -1987,7 +1999,7 @@
           </mc:Choice>
           <mc:Fallback>
             <w:pict>
-              <v:shape w14:anchorId="4AE83ECE" id="_x0000_s1034" type="#_x0000_t202" style="position:absolute;margin-left:106.05pt;margin-top:625.15pt;width:66.5pt;height:18.6pt;z-index:251688960;visibility:visible;mso-wrap-style:square;mso-width-percent:0;mso-height-percent:0;mso-wrap-distance-left:9pt;mso-wrap-distance-top:0;mso-wrap-distance-right:9pt;mso-wrap-distance-bottom:0;mso-position-horizontal:absolute;mso-position-horizontal-relative:text;mso-position-vertical:absolute;mso-position-vertical-relative:text;mso-width-percent:0;mso-height-percent:0;mso-width-relative:margin;mso-height-relative:margin;v-text-anchor:top" o:gfxdata="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" filled="f" stroked="f">
+              <v:shape w14:anchorId="4AE83ECE" id="_x0000_s1035" type="#_x0000_t202" style="position:absolute;margin-left:106.05pt;margin-top:625.15pt;width:66.5pt;height:18.6pt;z-index:251688960;visibility:visible;mso-wrap-style:square;mso-width-percent:0;mso-height-percent:0;mso-wrap-distance-left:9pt;mso-wrap-distance-top:0;mso-wrap-distance-right:9pt;mso-wrap-distance-bottom:0;mso-position-horizontal:absolute;mso-position-horizontal-relative:text;mso-position-vertical:absolute;mso-position-vertical-relative:text;mso-width-percent:0;mso-height-percent:0;mso-width-relative:margin;mso-height-relative:margin;v-text-anchor:top" o:gfxdata="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" filled="f" stroked="f">
                 <v:textbox>
                   <w:txbxContent>
                     <w:p>
@@ -2007,23 +2019,13 @@
                         </w:rPr>
                         <w:t xml:space="preserve">$ </w:t>
                       </w:r>
-                      <w:proofErr w:type="gramStart"/>
-                      <w:r>
-                        <w:rPr>
-                          <w:rFonts w:ascii="Arial" w:hAnsi="Arial" w:cs="Arial"/>
-                          <w:sz w:val="18"/>
-                          <w:szCs w:val="18"/>
-                        </w:rPr>
-                        <w:t>{{ precio</w:t>
-                      </w:r>
-                      <w:proofErr w:type="gramEnd"/>
-                      <w:r>
-                        <w:rPr>
-                          <w:rFonts w:ascii="Arial" w:hAnsi="Arial" w:cs="Arial"/>
-                          <w:sz w:val="18"/>
-                          <w:szCs w:val="18"/>
-                        </w:rPr>
-                        <w:t xml:space="preserve"> }}</w:t>
+                      <w:r>
+                        <w:rPr>
+                          <w:rFonts w:ascii="Arial" w:hAnsi="Arial" w:cs="Arial"/>
+                          <w:sz w:val="18"/>
+                          <w:szCs w:val="18"/>
+                        </w:rPr>
+                        <w:t>{{ precio }}</w:t>
                       </w:r>
                     </w:p>
                   </w:txbxContent>
@@ -2126,7 +2128,7 @@
           </mc:Choice>
           <mc:Fallback>
             <w:pict>
-              <v:shape w14:anchorId="1F1D77DA" id="_x0000_s1035" type="#_x0000_t202" style="position:absolute;margin-left:175.4pt;margin-top:594.95pt;width:17.2pt;height:18.6pt;z-index:251684864;visibility:visible;mso-wrap-style:square;mso-width-percent:0;mso-height-percent:0;mso-wrap-distance-left:9pt;mso-wrap-distance-top:0;mso-wrap-distance-right:9pt;mso-wrap-distance-bottom:0;mso-position-horizontal:absolute;mso-position-horizontal-relative:text;mso-position-vertical:absolute;mso-position-vertical-relative:text;mso-width-percent:0;mso-height-percent:0;mso-width-relative:margin;mso-height-relative:margin;v-text-anchor:top" o:gfxdata="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" filled="f" stroked="f">
+              <v:shape w14:anchorId="1F1D77DA" id="_x0000_s1036" type="#_x0000_t202" style="position:absolute;margin-left:175.4pt;margin-top:594.95pt;width:17.2pt;height:18.6pt;z-index:251684864;visibility:visible;mso-wrap-style:square;mso-width-percent:0;mso-height-percent:0;mso-wrap-distance-left:9pt;mso-wrap-distance-top:0;mso-wrap-distance-right:9pt;mso-wrap-distance-bottom:0;mso-position-horizontal:absolute;mso-position-horizontal-relative:text;mso-position-vertical:absolute;mso-position-vertical-relative:text;mso-width-percent:0;mso-height-percent:0;mso-width-relative:margin;mso-height-relative:margin;v-text-anchor:top" o:gfxdata="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" filled="f" stroked="f">
                 <v:textbox>
                   <w:txbxContent>
                     <w:p>
@@ -2247,7 +2249,7 @@
           </mc:Choice>
           <mc:Fallback>
             <w:pict>
-              <v:shape w14:anchorId="323632F7" id="_x0000_s1036" type="#_x0000_t202" style="position:absolute;margin-left:131.5pt;margin-top:594.3pt;width:17.2pt;height:18.6pt;z-index:251682816;visibility:visible;mso-wrap-style:square;mso-width-percent:0;mso-height-percent:0;mso-wrap-distance-left:9pt;mso-wrap-distance-top:0;mso-wrap-distance-right:9pt;mso-wrap-distance-bottom:0;mso-position-horizontal:absolute;mso-position-horizontal-relative:text;mso-position-vertical:absolute;mso-position-vertical-relative:text;mso-width-percent:0;mso-height-percent:0;mso-width-relative:margin;mso-height-relative:margin;v-text-anchor:top" o:gfxdata="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" filled="f" stroked="f">
+              <v:shape w14:anchorId="323632F7" id="_x0000_s1037" type="#_x0000_t202" style="position:absolute;margin-left:131.5pt;margin-top:594.3pt;width:17.2pt;height:18.6pt;z-index:251682816;visibility:visible;mso-wrap-style:square;mso-width-percent:0;mso-height-percent:0;mso-wrap-distance-left:9pt;mso-wrap-distance-top:0;mso-wrap-distance-right:9pt;mso-wrap-distance-bottom:0;mso-position-horizontal:absolute;mso-position-horizontal-relative:text;mso-position-vertical:absolute;mso-position-vertical-relative:text;mso-width-percent:0;mso-height-percent:0;mso-width-relative:margin;mso-height-relative:margin;v-text-anchor:top" o:gfxdata="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" filled="f" stroked="f">
                 <v:textbox>
                   <w:txbxContent>
                     <w:p>
@@ -2337,23 +2339,13 @@
                                 <w:szCs w:val="18"/>
                               </w:rPr>
                             </w:pPr>
-                            <w:proofErr w:type="gramStart"/>
-                            <w:r>
-                              <w:rPr>
-                                <w:rFonts w:ascii="Arial" w:hAnsi="Arial" w:cs="Arial"/>
-                                <w:sz w:val="18"/>
-                                <w:szCs w:val="18"/>
-                              </w:rPr>
-                              <w:t>{{ precio</w:t>
-                            </w:r>
-                            <w:proofErr w:type="gramEnd"/>
-                            <w:r>
-                              <w:rPr>
-                                <w:rFonts w:ascii="Arial" w:hAnsi="Arial" w:cs="Arial"/>
-                                <w:sz w:val="18"/>
-                                <w:szCs w:val="18"/>
-                              </w:rPr>
-                              <w:t xml:space="preserve"> }}</w:t>
+                            <w:r>
+                              <w:rPr>
+                                <w:rFonts w:ascii="Arial" w:hAnsi="Arial" w:cs="Arial"/>
+                                <w:sz w:val="18"/>
+                                <w:szCs w:val="18"/>
+                              </w:rPr>
+                              <w:t>{{ precio }}</w:t>
                             </w:r>
                           </w:p>
                         </w:txbxContent>
@@ -2390,23 +2382,13 @@
                           <w:szCs w:val="18"/>
                         </w:rPr>
                       </w:pPr>
-                      <w:proofErr w:type="gramStart"/>
-                      <w:r>
-                        <w:rPr>
-                          <w:rFonts w:ascii="Arial" w:hAnsi="Arial" w:cs="Arial"/>
-                          <w:sz w:val="18"/>
-                          <w:szCs w:val="18"/>
-                        </w:rPr>
-                        <w:t>{{ precio</w:t>
-                      </w:r>
-                      <w:proofErr w:type="gramEnd"/>
-                      <w:r>
-                        <w:rPr>
-                          <w:rFonts w:ascii="Arial" w:hAnsi="Arial" w:cs="Arial"/>
-                          <w:sz w:val="18"/>
-                          <w:szCs w:val="18"/>
-                        </w:rPr>
-                        <w:t xml:space="preserve"> }}</w:t>
+                      <w:r>
+                        <w:rPr>
+                          <w:rFonts w:ascii="Arial" w:hAnsi="Arial" w:cs="Arial"/>
+                          <w:sz w:val="18"/>
+                          <w:szCs w:val="18"/>
+                        </w:rPr>
+                        <w:t>{{ precio }}</w:t>
                       </w:r>
                     </w:p>
                   </w:txbxContent>
@@ -2607,23 +2589,13 @@
                               </w:rPr>
                               <w:t xml:space="preserve">$ </w:t>
                             </w:r>
-                            <w:proofErr w:type="gramStart"/>
-                            <w:r>
-                              <w:rPr>
-                                <w:rFonts w:ascii="Arial" w:hAnsi="Arial" w:cs="Arial"/>
-                                <w:sz w:val="18"/>
-                                <w:szCs w:val="18"/>
-                              </w:rPr>
-                              <w:t>{{ precio</w:t>
-                            </w:r>
-                            <w:proofErr w:type="gramEnd"/>
-                            <w:r>
-                              <w:rPr>
-                                <w:rFonts w:ascii="Arial" w:hAnsi="Arial" w:cs="Arial"/>
-                                <w:sz w:val="18"/>
-                                <w:szCs w:val="18"/>
-                              </w:rPr>
-                              <w:t xml:space="preserve"> }}</w:t>
+                            <w:r>
+                              <w:rPr>
+                                <w:rFonts w:ascii="Arial" w:hAnsi="Arial" w:cs="Arial"/>
+                                <w:sz w:val="18"/>
+                                <w:szCs w:val="18"/>
+                              </w:rPr>
+                              <w:t>{{ precio }}</w:t>
                             </w:r>
                           </w:p>
                         </w:txbxContent>
@@ -2668,23 +2640,13 @@
                         </w:rPr>
                         <w:t xml:space="preserve">$ </w:t>
                       </w:r>
-                      <w:proofErr w:type="gramStart"/>
-                      <w:r>
-                        <w:rPr>
-                          <w:rFonts w:ascii="Arial" w:hAnsi="Arial" w:cs="Arial"/>
-                          <w:sz w:val="18"/>
-                          <w:szCs w:val="18"/>
-                        </w:rPr>
-                        <w:t>{{ precio</w:t>
-                      </w:r>
-                      <w:proofErr w:type="gramEnd"/>
-                      <w:r>
-                        <w:rPr>
-                          <w:rFonts w:ascii="Arial" w:hAnsi="Arial" w:cs="Arial"/>
-                          <w:sz w:val="18"/>
-                          <w:szCs w:val="18"/>
-                        </w:rPr>
-                        <w:t xml:space="preserve"> }}</w:t>
+                      <w:r>
+                        <w:rPr>
+                          <w:rFonts w:ascii="Arial" w:hAnsi="Arial" w:cs="Arial"/>
+                          <w:sz w:val="18"/>
+                          <w:szCs w:val="18"/>
+                        </w:rPr>
+                        <w:t>{{ precio }}</w:t>
                       </w:r>
                     </w:p>
                   </w:txbxContent>
@@ -2756,23 +2718,13 @@
                                 <w:szCs w:val="18"/>
                               </w:rPr>
                             </w:pPr>
-                            <w:proofErr w:type="gramStart"/>
-                            <w:r>
-                              <w:rPr>
-                                <w:rFonts w:ascii="Arial" w:hAnsi="Arial" w:cs="Arial"/>
-                                <w:sz w:val="18"/>
-                                <w:szCs w:val="18"/>
-                              </w:rPr>
-                              <w:t>{{ municipio</w:t>
-                            </w:r>
-                            <w:proofErr w:type="gramEnd"/>
-                            <w:r>
-                              <w:rPr>
-                                <w:rFonts w:ascii="Arial" w:hAnsi="Arial" w:cs="Arial"/>
-                                <w:sz w:val="18"/>
-                                <w:szCs w:val="18"/>
-                              </w:rPr>
-                              <w:t xml:space="preserve"> }}</w:t>
+                            <w:r>
+                              <w:rPr>
+                                <w:rFonts w:ascii="Arial" w:hAnsi="Arial" w:cs="Arial"/>
+                                <w:sz w:val="18"/>
+                                <w:szCs w:val="18"/>
+                              </w:rPr>
+                              <w:t>{{ municipio }}</w:t>
                             </w:r>
                           </w:p>
                         </w:txbxContent>
@@ -2809,23 +2761,13 @@
                           <w:szCs w:val="18"/>
                         </w:rPr>
                       </w:pPr>
-                      <w:proofErr w:type="gramStart"/>
-                      <w:r>
-                        <w:rPr>
-                          <w:rFonts w:ascii="Arial" w:hAnsi="Arial" w:cs="Arial"/>
-                          <w:sz w:val="18"/>
-                          <w:szCs w:val="18"/>
-                        </w:rPr>
-                        <w:t>{{ municipio</w:t>
-                      </w:r>
-                      <w:proofErr w:type="gramEnd"/>
-                      <w:r>
-                        <w:rPr>
-                          <w:rFonts w:ascii="Arial" w:hAnsi="Arial" w:cs="Arial"/>
-                          <w:sz w:val="18"/>
-                          <w:szCs w:val="18"/>
-                        </w:rPr>
-                        <w:t xml:space="preserve"> }}</w:t>
+                      <w:r>
+                        <w:rPr>
+                          <w:rFonts w:ascii="Arial" w:hAnsi="Arial" w:cs="Arial"/>
+                          <w:sz w:val="18"/>
+                          <w:szCs w:val="18"/>
+                        </w:rPr>
+                        <w:t>{{ municipio }}</w:t>
                       </w:r>
                     </w:p>
                   </w:txbxContent>
@@ -3010,23 +2952,13 @@
                               </w:rPr>
                               <w:t xml:space="preserve">                               </w:t>
                             </w:r>
-                            <w:proofErr w:type="gramStart"/>
-                            <w:r>
-                              <w:rPr>
-                                <w:rFonts w:ascii="Arial" w:hAnsi="Arial" w:cs="Arial"/>
-                                <w:sz w:val="18"/>
-                                <w:szCs w:val="18"/>
-                              </w:rPr>
-                              <w:t>{{ plan</w:t>
-                            </w:r>
-                            <w:proofErr w:type="gramEnd"/>
-                            <w:r>
-                              <w:rPr>
-                                <w:rFonts w:ascii="Arial" w:hAnsi="Arial" w:cs="Arial"/>
-                                <w:sz w:val="18"/>
-                                <w:szCs w:val="18"/>
-                              </w:rPr>
-                              <w:t xml:space="preserve"> }}</w:t>
+                            <w:r>
+                              <w:rPr>
+                                <w:rFonts w:ascii="Arial" w:hAnsi="Arial" w:cs="Arial"/>
+                                <w:sz w:val="18"/>
+                                <w:szCs w:val="18"/>
+                              </w:rPr>
+                              <w:t>{{ plan }}</w:t>
                             </w:r>
                           </w:p>
                         </w:txbxContent>
@@ -3071,23 +3003,13 @@
                         </w:rPr>
                         <w:t xml:space="preserve">                               </w:t>
                       </w:r>
-                      <w:proofErr w:type="gramStart"/>
-                      <w:r>
-                        <w:rPr>
-                          <w:rFonts w:ascii="Arial" w:hAnsi="Arial" w:cs="Arial"/>
-                          <w:sz w:val="18"/>
-                          <w:szCs w:val="18"/>
-                        </w:rPr>
-                        <w:t>{{ plan</w:t>
-                      </w:r>
-                      <w:proofErr w:type="gramEnd"/>
-                      <w:r>
-                        <w:rPr>
-                          <w:rFonts w:ascii="Arial" w:hAnsi="Arial" w:cs="Arial"/>
-                          <w:sz w:val="18"/>
-                          <w:szCs w:val="18"/>
-                        </w:rPr>
-                        <w:t xml:space="preserve"> }}</w:t>
+                      <w:r>
+                        <w:rPr>
+                          <w:rFonts w:ascii="Arial" w:hAnsi="Arial" w:cs="Arial"/>
+                          <w:sz w:val="18"/>
+                          <w:szCs w:val="18"/>
+                        </w:rPr>
+                        <w:t>{{ plan }}</w:t>
                       </w:r>
                     </w:p>
                   </w:txbxContent>
@@ -3160,7 +3082,6 @@
                                 <w:szCs w:val="18"/>
                               </w:rPr>
                             </w:pPr>
-                            <w:proofErr w:type="gramStart"/>
                             <w:r>
                               <w:rPr>
                                 <w:rFonts w:ascii="Arial" w:hAnsi="Arial" w:cs="Arial"/>
@@ -3168,17 +3089,7 @@
                                 <w:sz w:val="18"/>
                                 <w:szCs w:val="18"/>
                               </w:rPr>
-                              <w:t>{{ barrio</w:t>
-                            </w:r>
-                            <w:proofErr w:type="gramEnd"/>
-                            <w:r>
-                              <w:rPr>
-                                <w:rFonts w:ascii="Arial" w:hAnsi="Arial" w:cs="Arial"/>
-                                <w:spacing w:val="-8"/>
-                                <w:sz w:val="18"/>
-                                <w:szCs w:val="18"/>
-                              </w:rPr>
-                              <w:t xml:space="preserve"> }}</w:t>
+                              <w:t>{{ barrio }}</w:t>
                             </w:r>
                           </w:p>
                         </w:txbxContent>
@@ -3216,7 +3127,6 @@
                           <w:szCs w:val="18"/>
                         </w:rPr>
                       </w:pPr>
-                      <w:proofErr w:type="gramStart"/>
                       <w:r>
                         <w:rPr>
                           <w:rFonts w:ascii="Arial" w:hAnsi="Arial" w:cs="Arial"/>
@@ -3224,17 +3134,7 @@
                           <w:sz w:val="18"/>
                           <w:szCs w:val="18"/>
                         </w:rPr>
-                        <w:t>{{ barrio</w:t>
-                      </w:r>
-                      <w:proofErr w:type="gramEnd"/>
-                      <w:r>
-                        <w:rPr>
-                          <w:rFonts w:ascii="Arial" w:hAnsi="Arial" w:cs="Arial"/>
-                          <w:spacing w:val="-8"/>
-                          <w:sz w:val="18"/>
-                          <w:szCs w:val="18"/>
-                        </w:rPr>
-                        <w:t xml:space="preserve"> }}</w:t>
+                        <w:t>{{ barrio }}</w:t>
                       </w:r>
                     </w:p>
                   </w:txbxContent>
@@ -3307,7 +3207,6 @@
                                 <w:szCs w:val="18"/>
                               </w:rPr>
                             </w:pPr>
-                            <w:proofErr w:type="gramStart"/>
                             <w:r>
                               <w:rPr>
                                 <w:rFonts w:ascii="Arial" w:hAnsi="Arial" w:cs="Arial"/>
@@ -3325,9 +3224,9 @@
                                 <w:sz w:val="18"/>
                                 <w:szCs w:val="18"/>
                               </w:rPr>
-                              <w:t>correo</w:t>
-                            </w:r>
-                            <w:proofErr w:type="gramEnd"/>
+                              <w:t>correo_electronico</w:t>
+                            </w:r>
+                            <w:proofErr w:type="spellEnd"/>
                             <w:r>
                               <w:rPr>
                                 <w:rFonts w:ascii="Arial" w:hAnsi="Arial" w:cs="Arial"/>
@@ -3335,37 +3234,7 @@
                                 <w:sz w:val="18"/>
                                 <w:szCs w:val="18"/>
                               </w:rPr>
-                              <w:t>_</w:t>
-                            </w:r>
-                            <w:proofErr w:type="gramStart"/>
-                            <w:r>
-                              <w:rPr>
-                                <w:rFonts w:ascii="Arial" w:hAnsi="Arial" w:cs="Arial"/>
-                                <w:spacing w:val="-10"/>
-                                <w:sz w:val="18"/>
-                                <w:szCs w:val="18"/>
-                              </w:rPr>
-                              <w:t>electronico</w:t>
-                            </w:r>
-                            <w:proofErr w:type="spellEnd"/>
-                            <w:r>
-                              <w:rPr>
-                                <w:rFonts w:ascii="Arial" w:hAnsi="Arial" w:cs="Arial"/>
-                                <w:spacing w:val="-10"/>
-                                <w:sz w:val="18"/>
-                                <w:szCs w:val="18"/>
-                              </w:rPr>
-                              <w:t xml:space="preserve"> }</w:t>
-                            </w:r>
-                            <w:proofErr w:type="gramEnd"/>
-                            <w:r>
-                              <w:rPr>
-                                <w:rFonts w:ascii="Arial" w:hAnsi="Arial" w:cs="Arial"/>
-                                <w:spacing w:val="-10"/>
-                                <w:sz w:val="18"/>
-                                <w:szCs w:val="18"/>
-                              </w:rPr>
-                              <w:t>}</w:t>
+                              <w:t xml:space="preserve"> }}</w:t>
                             </w:r>
                           </w:p>
                         </w:txbxContent>
@@ -3403,7 +3272,6 @@
                           <w:szCs w:val="18"/>
                         </w:rPr>
                       </w:pPr>
-                      <w:proofErr w:type="gramStart"/>
                       <w:r>
                         <w:rPr>
                           <w:rFonts w:ascii="Arial" w:hAnsi="Arial" w:cs="Arial"/>
@@ -3421,9 +3289,9 @@
                           <w:sz w:val="18"/>
                           <w:szCs w:val="18"/>
                         </w:rPr>
-                        <w:t>correo</w:t>
-                      </w:r>
-                      <w:proofErr w:type="gramEnd"/>
+                        <w:t>correo_electronico</w:t>
+                      </w:r>
+                      <w:proofErr w:type="spellEnd"/>
                       <w:r>
                         <w:rPr>
                           <w:rFonts w:ascii="Arial" w:hAnsi="Arial" w:cs="Arial"/>
@@ -3431,37 +3299,7 @@
                           <w:sz w:val="18"/>
                           <w:szCs w:val="18"/>
                         </w:rPr>
-                        <w:t>_</w:t>
-                      </w:r>
-                      <w:proofErr w:type="gramStart"/>
-                      <w:r>
-                        <w:rPr>
-                          <w:rFonts w:ascii="Arial" w:hAnsi="Arial" w:cs="Arial"/>
-                          <w:spacing w:val="-10"/>
-                          <w:sz w:val="18"/>
-                          <w:szCs w:val="18"/>
-                        </w:rPr>
-                        <w:t>electronico</w:t>
-                      </w:r>
-                      <w:proofErr w:type="spellEnd"/>
-                      <w:r>
-                        <w:rPr>
-                          <w:rFonts w:ascii="Arial" w:hAnsi="Arial" w:cs="Arial"/>
-                          <w:spacing w:val="-10"/>
-                          <w:sz w:val="18"/>
-                          <w:szCs w:val="18"/>
-                        </w:rPr>
-                        <w:t xml:space="preserve"> }</w:t>
-                      </w:r>
-                      <w:proofErr w:type="gramEnd"/>
-                      <w:r>
-                        <w:rPr>
-                          <w:rFonts w:ascii="Arial" w:hAnsi="Arial" w:cs="Arial"/>
-                          <w:spacing w:val="-10"/>
-                          <w:sz w:val="18"/>
-                          <w:szCs w:val="18"/>
-                        </w:rPr>
-                        <w:t>}</w:t>
+                        <w:t xml:space="preserve"> }}</w:t>
                       </w:r>
                     </w:p>
                   </w:txbxContent>
@@ -3526,7 +3364,7 @@
                         <w:txbxContent>
                           <w:p>
                             <w:pPr>
-                              <w:spacing w:before="120" w:after="120" w:line="168" w:lineRule="auto"/>
+                              <w:spacing w:before="120" w:after="120" w:line="300" w:lineRule="auto"/>
                               <w:rPr>
                                 <w:rFonts w:ascii="Arial" w:hAnsi="Arial" w:cs="Arial"/>
                                 <w:sz w:val="18"/>
@@ -3541,7 +3379,6 @@
                               </w:rPr>
                               <w:t xml:space="preserve">                                        </w:t>
                             </w:r>
-                            <w:proofErr w:type="gramStart"/>
                             <w:r>
                               <w:rPr>
                                 <w:rFonts w:ascii="Arial" w:hAnsi="Arial" w:cs="Arial"/>
@@ -3557,25 +3394,7 @@
                                 <w:sz w:val="18"/>
                                 <w:szCs w:val="18"/>
                               </w:rPr>
-                              <w:t>nombre</w:t>
-                            </w:r>
-                            <w:proofErr w:type="gramEnd"/>
-                            <w:r>
-                              <w:rPr>
-                                <w:rFonts w:ascii="Arial" w:hAnsi="Arial" w:cs="Arial"/>
-                                <w:sz w:val="18"/>
-                                <w:szCs w:val="18"/>
-                              </w:rPr>
-                              <w:t>_</w:t>
-                            </w:r>
-                            <w:proofErr w:type="gramStart"/>
-                            <w:r>
-                              <w:rPr>
-                                <w:rFonts w:ascii="Arial" w:hAnsi="Arial" w:cs="Arial"/>
-                                <w:sz w:val="18"/>
-                                <w:szCs w:val="18"/>
-                              </w:rPr>
-                              <w:t>cliente</w:t>
+                              <w:t>nombre_cliente</w:t>
                             </w:r>
                             <w:proofErr w:type="spellEnd"/>
                             <w:r>
@@ -3584,16 +3403,15 @@
                                 <w:sz w:val="18"/>
                                 <w:szCs w:val="18"/>
                               </w:rPr>
-                              <w:t xml:space="preserve"> }</w:t>
-                            </w:r>
-                            <w:proofErr w:type="gramEnd"/>
-                            <w:r>
-                              <w:rPr>
-                                <w:rFonts w:ascii="Arial" w:hAnsi="Arial" w:cs="Arial"/>
-                                <w:sz w:val="18"/>
-                                <w:szCs w:val="18"/>
-                              </w:rPr>
-                              <w:t>}</w:t>
+                              <w:t xml:space="preserve"> }}</w:t>
+                            </w:r>
+                            <w:r>
+                              <w:rPr>
+                                <w:rFonts w:ascii="Arial" w:hAnsi="Arial" w:cs="Arial"/>
+                                <w:sz w:val="18"/>
+                                <w:szCs w:val="18"/>
+                              </w:rPr>
+                              <w:t xml:space="preserve">              </w:t>
                             </w:r>
                           </w:p>
                         </w:txbxContent>
@@ -3623,7 +3441,7 @@
                   <w:txbxContent>
                     <w:p>
                       <w:pPr>
-                        <w:spacing w:before="120" w:after="120" w:line="168" w:lineRule="auto"/>
+                        <w:spacing w:before="120" w:after="120" w:line="300" w:lineRule="auto"/>
                         <w:rPr>
                           <w:rFonts w:ascii="Arial" w:hAnsi="Arial" w:cs="Arial"/>
                           <w:sz w:val="18"/>
@@ -3638,7 +3456,6 @@
                         </w:rPr>
                         <w:t xml:space="preserve">                                        </w:t>
                       </w:r>
-                      <w:proofErr w:type="gramStart"/>
                       <w:r>
                         <w:rPr>
                           <w:rFonts w:ascii="Arial" w:hAnsi="Arial" w:cs="Arial"/>
@@ -3654,25 +3471,7 @@
                           <w:sz w:val="18"/>
                           <w:szCs w:val="18"/>
                         </w:rPr>
-                        <w:t>nombre</w:t>
-                      </w:r>
-                      <w:proofErr w:type="gramEnd"/>
-                      <w:r>
-                        <w:rPr>
-                          <w:rFonts w:ascii="Arial" w:hAnsi="Arial" w:cs="Arial"/>
-                          <w:sz w:val="18"/>
-                          <w:szCs w:val="18"/>
-                        </w:rPr>
-                        <w:t>_</w:t>
-                      </w:r>
-                      <w:proofErr w:type="gramStart"/>
-                      <w:r>
-                        <w:rPr>
-                          <w:rFonts w:ascii="Arial" w:hAnsi="Arial" w:cs="Arial"/>
-                          <w:sz w:val="18"/>
-                          <w:szCs w:val="18"/>
-                        </w:rPr>
-                        <w:t>cliente</w:t>
+                        <w:t>nombre_cliente</w:t>
                       </w:r>
                       <w:proofErr w:type="spellEnd"/>
                       <w:r>
@@ -3681,16 +3480,15 @@
                           <w:sz w:val="18"/>
                           <w:szCs w:val="18"/>
                         </w:rPr>
-                        <w:t xml:space="preserve"> }</w:t>
-                      </w:r>
-                      <w:proofErr w:type="gramEnd"/>
-                      <w:r>
-                        <w:rPr>
-                          <w:rFonts w:ascii="Arial" w:hAnsi="Arial" w:cs="Arial"/>
-                          <w:sz w:val="18"/>
-                          <w:szCs w:val="18"/>
-                        </w:rPr>
-                        <w:t>}</w:t>
+                        <w:t xml:space="preserve"> }}</w:t>
+                      </w:r>
+                      <w:r>
+                        <w:rPr>
+                          <w:rFonts w:ascii="Arial" w:hAnsi="Arial" w:cs="Arial"/>
+                          <w:sz w:val="18"/>
+                          <w:szCs w:val="18"/>
+                        </w:rPr>
+                        <w:t xml:space="preserve">              </w:t>
                       </w:r>
                     </w:p>
                   </w:txbxContent>
@@ -3707,9 +3505,591 @@
     <w:p>
       <w:r>
         <w:rPr>
+          <w:rFonts w:ascii="Times New Roman" w:hAnsi="Times New Roman" w:cs="Times New Roman"/>
+          <w:noProof/>
+          <w:kern w:val="0"/>
+          <w:sz w:val="24"/>
+          <w:szCs w:val="24"/>
+          <w:lang w:eastAsia="es-CO"/>
+          <w14:ligatures w14:val="none"/>
+        </w:rPr>
+        <w:lastRenderedPageBreak/>
+        <mc:AlternateContent>
+          <mc:Choice Requires="wps">
+            <w:drawing>
+              <wp:anchor distT="0" distB="0" distL="114300" distR="114300" simplePos="0" relativeHeight="251750400" behindDoc="0" locked="0" layoutInCell="1" allowOverlap="1" wp14:anchorId="1A1A8D61" wp14:editId="480197E9">
+                <wp:simplePos x="0" y="0"/>
+                <wp:positionH relativeFrom="page">
+                  <wp:posOffset>4003040</wp:posOffset>
+                </wp:positionH>
+                <wp:positionV relativeFrom="paragraph">
+                  <wp:posOffset>10030632</wp:posOffset>
+                </wp:positionV>
+                <wp:extent cx="3310255" cy="1290663"/>
+                <wp:effectExtent l="0" t="0" r="0" b="5080"/>
+                <wp:wrapNone/>
+                <wp:docPr id="1847042497" name="Cuadro de texto 44"/>
+                <wp:cNvGraphicFramePr/>
+                <a:graphic xmlns:a="http://schemas.openxmlformats.org/drawingml/2006/main">
+                  <a:graphicData uri="http://schemas.microsoft.com/office/word/2010/wordprocessingShape">
+                    <wps:wsp>
+                      <wps:cNvSpPr txBox="1"/>
+                      <wps:spPr>
+                        <a:xfrm>
+                          <a:off x="0" y="0"/>
+                          <a:ext cx="3310255" cy="1290663"/>
+                        </a:xfrm>
+                        <a:prstGeom prst="rect">
+                          <a:avLst/>
+                        </a:prstGeom>
+                        <a:noFill/>
+                        <a:ln>
+                          <a:noFill/>
+                        </a:ln>
+                      </wps:spPr>
+                      <wps:style>
+                        <a:lnRef idx="0">
+                          <a:scrgbClr r="0" g="0" b="0"/>
+                        </a:lnRef>
+                        <a:fillRef idx="0">
+                          <a:scrgbClr r="0" g="0" b="0"/>
+                        </a:fillRef>
+                        <a:effectRef idx="0">
+                          <a:scrgbClr r="0" g="0" b="0"/>
+                        </a:effectRef>
+                        <a:fontRef idx="minor">
+                          <a:schemeClr val="dk1"/>
+                        </a:fontRef>
+                      </wps:style>
+                      <wps:txbx>
+                        <w:txbxContent>
+                          <w:p>
+                            <w:pPr>
+                              <w:spacing w:after="0" w:line="408" w:lineRule="auto"/>
+                              <w:jc w:val="center"/>
+                              <w:rPr>
+                                <w:rFonts w:ascii="Arial" w:hAnsi="Arial" w:cs="Arial"/>
+                                <w:position w:val="-6"/>
+                                <w:sz w:val="18"/>
+                                <w:szCs w:val="18"/>
+                              </w:rPr>
+                            </w:pPr>
+                            <w:r>
+                              <w:rPr>
+                                <w:rFonts w:ascii="Arial" w:hAnsi="Arial" w:cs="Arial"/>
+                                <w:position w:val="-6"/>
+                                <w:sz w:val="18"/>
+                                <w:szCs w:val="18"/>
+                              </w:rPr>
+                              <w:t>{{ firma_cliente }}</w:t>
+                            </w:r>
+                          </w:p>
+                          <w:p>
+                            <w:pPr>
+                              <w:spacing w:after="0" w:line="408" w:lineRule="auto"/>
+                              <w:jc w:val="center"/>
+                              <w:rPr>
+                                <w:rFonts w:ascii="Arial" w:hAnsi="Arial" w:cs="Arial"/>
+                                <w:sz w:val="18"/>
+                                <w:szCs w:val="18"/>
+                              </w:rPr>
+                            </w:pPr>
+                          </w:p>
+                        </w:txbxContent>
+                      </wps:txbx>
+                      <wps:bodyPr rot="0" spcFirstLastPara="0" vertOverflow="clip" horzOverflow="clip" vert="horz" wrap="square" lIns="91440" tIns="45720" rIns="91440" bIns="45720" numCol="1" spcCol="0" rtlCol="0" fromWordArt="0" anchor="ctr" anchorCtr="0" forceAA="0" compatLnSpc="1">
+                        <a:prstTxWarp prst="textNoShape">
+                          <a:avLst/>
+                        </a:prstTxWarp>
+                        <a:noAutofit/>
+                      </wps:bodyPr>
+                    </wps:wsp>
+                  </a:graphicData>
+                </a:graphic>
+                <wp14:sizeRelH relativeFrom="margin">
+                  <wp14:pctWidth>0</wp14:pctWidth>
+                </wp14:sizeRelH>
+                <wp14:sizeRelV relativeFrom="margin">
+                  <wp14:pctHeight>0</wp14:pctHeight>
+                </wp14:sizeRelV>
+              </wp:anchor>
+            </w:drawing>
+          </mc:Choice>
+          <mc:Fallback>
+            <w:pict>
+              <v:shape w14:anchorId="1A1A8D61" id="_x0000_s1047" type="#_x0000_t202" style="position:absolute;margin-left:315.2pt;margin-top:789.8pt;width:260.65pt;height:101.65pt;z-index:251750400;visibility:visible;mso-wrap-style:square;mso-width-percent:0;mso-height-percent:0;mso-wrap-distance-left:9pt;mso-wrap-distance-top:0;mso-wrap-distance-right:9pt;mso-wrap-distance-bottom:0;mso-position-horizontal:absolute;mso-position-horizontal-relative:page;mso-position-vertical:absolute;mso-position-vertical-relative:text;mso-width-percent:0;mso-height-percent:0;mso-width-relative:margin;mso-height-relative:margin;v-text-anchor:middle" o:gfxdata="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" filled="f" stroked="f">
+                <v:textbox>
+                  <w:txbxContent>
+                    <w:p>
+                      <w:pPr>
+                        <w:spacing w:after="0" w:line="408" w:lineRule="auto"/>
+                        <w:jc w:val="center"/>
+                        <w:rPr>
+                          <w:rFonts w:ascii="Arial" w:hAnsi="Arial" w:cs="Arial"/>
+                          <w:position w:val="-6"/>
+                          <w:sz w:val="18"/>
+                          <w:szCs w:val="18"/>
+                        </w:rPr>
+                      </w:pPr>
+                      <w:r>
+                        <w:rPr>
+                          <w:rFonts w:ascii="Arial" w:hAnsi="Arial" w:cs="Arial"/>
+                          <w:position w:val="-6"/>
+                          <w:sz w:val="18"/>
+                          <w:szCs w:val="18"/>
+                        </w:rPr>
+                        <w:t>{{ firma_cliente }}</w:t>
+                      </w:r>
+                    </w:p>
+                    <w:p>
+                      <w:pPr>
+                        <w:spacing w:after="0" w:line="408" w:lineRule="auto"/>
+                        <w:jc w:val="center"/>
+                        <w:rPr>
+                          <w:rFonts w:ascii="Arial" w:hAnsi="Arial" w:cs="Arial"/>
+                          <w:sz w:val="18"/>
+                          <w:szCs w:val="18"/>
+                        </w:rPr>
+                      </w:pPr>
+                    </w:p>
+                  </w:txbxContent>
+                </v:textbox>
+                <w10:wrap anchorx="page"/>
+              </v:shape>
+            </w:pict>
+          </mc:Fallback>
+        </mc:AlternateContent>
+      </w:r>
+      <w:r>
+        <w:rPr>
           <w:noProof/>
         </w:rPr>
-        <w:lastRenderedPageBreak/>
+        <mc:AlternateContent>
+          <mc:Choice Requires="wps">
+            <w:drawing>
+              <wp:anchor distT="0" distB="0" distL="114300" distR="114300" simplePos="0" relativeHeight="251713536" behindDoc="0" locked="0" layoutInCell="1" allowOverlap="1" wp14:anchorId="19E7C536" wp14:editId="1D2F429F">
+                <wp:simplePos x="0" y="0"/>
+                <wp:positionH relativeFrom="column">
+                  <wp:posOffset>1564194</wp:posOffset>
+                </wp:positionH>
+                <wp:positionV relativeFrom="paragraph">
+                  <wp:posOffset>4545193</wp:posOffset>
+                </wp:positionV>
+                <wp:extent cx="1111611" cy="231140"/>
+                <wp:effectExtent l="0" t="0" r="0" b="0"/>
+                <wp:wrapNone/>
+                <wp:docPr id="855168089" name="Cuadro de texto 5"/>
+                <wp:cNvGraphicFramePr/>
+                <a:graphic xmlns:a="http://schemas.openxmlformats.org/drawingml/2006/main">
+                  <a:graphicData uri="http://schemas.microsoft.com/office/word/2010/wordprocessingShape">
+                    <wps:wsp>
+                      <wps:cNvSpPr txBox="1"/>
+                      <wps:spPr>
+                        <a:xfrm>
+                          <a:off x="0" y="0"/>
+                          <a:ext cx="1111611" cy="231140"/>
+                        </a:xfrm>
+                        <a:prstGeom prst="rect">
+                          <a:avLst/>
+                        </a:prstGeom>
+                        <a:noFill/>
+                        <a:ln>
+                          <a:noFill/>
+                        </a:ln>
+                      </wps:spPr>
+                      <wps:style>
+                        <a:lnRef idx="0">
+                          <a:scrgbClr r="0" g="0" b="0"/>
+                        </a:lnRef>
+                        <a:fillRef idx="0">
+                          <a:scrgbClr r="0" g="0" b="0"/>
+                        </a:fillRef>
+                        <a:effectRef idx="0">
+                          <a:scrgbClr r="0" g="0" b="0"/>
+                        </a:effectRef>
+                        <a:fontRef idx="minor">
+                          <a:schemeClr val="dk1"/>
+                        </a:fontRef>
+                      </wps:style>
+                      <wps:txbx>
+                        <w:txbxContent>
+                          <w:p>
+                            <w:pPr>
+                              <w:spacing w:after="120" w:line="408" w:lineRule="auto"/>
+                              <w:rPr>
+                                <w:rFonts w:ascii="Arial" w:hAnsi="Arial" w:cs="Arial"/>
+                                <w:sz w:val="18"/>
+                                <w:szCs w:val="18"/>
+                              </w:rPr>
+                            </w:pPr>
+                            <w:proofErr w:type="gramStart"/>
+                            <w:r>
+                              <w:rPr>
+                                <w:rFonts w:ascii="Arial" w:hAnsi="Arial" w:cs="Arial"/>
+                                <w:sz w:val="18"/>
+                                <w:szCs w:val="18"/>
+                              </w:rPr>
+                              <w:t xml:space="preserve">{{ </w:t>
+                            </w:r>
+                            <w:proofErr w:type="spellStart"/>
+                            <w:r>
+                              <w:rPr>
+                                <w:rFonts w:ascii="Arial" w:hAnsi="Arial" w:cs="Arial"/>
+                                <w:sz w:val="18"/>
+                                <w:szCs w:val="18"/>
+                              </w:rPr>
+                              <w:t>fecha</w:t>
+                            </w:r>
+                            <w:proofErr w:type="gramEnd"/>
+                            <w:r>
+                              <w:rPr>
+                                <w:rFonts w:ascii="Arial" w:hAnsi="Arial" w:cs="Arial"/>
+                                <w:sz w:val="18"/>
+                                <w:szCs w:val="18"/>
+                              </w:rPr>
+                              <w:t>_</w:t>
+                            </w:r>
+                            <w:proofErr w:type="gramStart"/>
+                            <w:r>
+                              <w:rPr>
+                                <w:rFonts w:ascii="Arial" w:hAnsi="Arial" w:cs="Arial"/>
+                                <w:sz w:val="18"/>
+                                <w:szCs w:val="18"/>
+                              </w:rPr>
+                              <w:t>finalizacion</w:t>
+                            </w:r>
+                            <w:proofErr w:type="spellEnd"/>
+                            <w:r>
+                              <w:rPr>
+                                <w:rFonts w:ascii="Arial" w:hAnsi="Arial" w:cs="Arial"/>
+                                <w:sz w:val="18"/>
+                                <w:szCs w:val="18"/>
+                              </w:rPr>
+                              <w:t xml:space="preserve"> }</w:t>
+                            </w:r>
+                            <w:proofErr w:type="gramEnd"/>
+                            <w:r>
+                              <w:rPr>
+                                <w:rFonts w:ascii="Arial" w:hAnsi="Arial" w:cs="Arial"/>
+                                <w:sz w:val="18"/>
+                                <w:szCs w:val="18"/>
+                              </w:rPr>
+                              <w:t>}</w:t>
+                            </w:r>
+                          </w:p>
+                        </w:txbxContent>
+                      </wps:txbx>
+                      <wps:bodyPr rot="0" spcFirstLastPara="0" vertOverflow="overflow" horzOverflow="overflow" vert="horz" wrap="square" lIns="91440" tIns="45720" rIns="91440" bIns="45720" numCol="1" spcCol="0" rtlCol="0" fromWordArt="0" anchor="t" anchorCtr="0" forceAA="0" compatLnSpc="1">
+                        <a:prstTxWarp prst="textNoShape">
+                          <a:avLst/>
+                        </a:prstTxWarp>
+                        <a:noAutofit/>
+                      </wps:bodyPr>
+                    </wps:wsp>
+                  </a:graphicData>
+                </a:graphic>
+                <wp14:sizeRelH relativeFrom="margin">
+                  <wp14:pctWidth>0</wp14:pctWidth>
+                </wp14:sizeRelH>
+                <wp14:sizeRelV relativeFrom="margin">
+                  <wp14:pctHeight>0</wp14:pctHeight>
+                </wp14:sizeRelV>
+              </wp:anchor>
+            </w:drawing>
+          </mc:Choice>
+          <mc:Fallback>
+            <w:pict>
+              <v:shape w14:anchorId="19E7C536" id="_x0000_s1048" type="#_x0000_t202" style="position:absolute;margin-left:123.15pt;margin-top:357.9pt;width:87.55pt;height:18.2pt;z-index:251713536;visibility:visible;mso-wrap-style:square;mso-width-percent:0;mso-height-percent:0;mso-wrap-distance-left:9pt;mso-wrap-distance-top:0;mso-wrap-distance-right:9pt;mso-wrap-distance-bottom:0;mso-position-horizontal:absolute;mso-position-horizontal-relative:text;mso-position-vertical:absolute;mso-position-vertical-relative:text;mso-width-percent:0;mso-height-percent:0;mso-width-relative:margin;mso-height-relative:margin;v-text-anchor:top" o:gfxdata="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" filled="f" stroked="f">
+                <v:textbox>
+                  <w:txbxContent>
+                    <w:p>
+                      <w:pPr>
+                        <w:spacing w:after="120" w:line="408" w:lineRule="auto"/>
+                        <w:rPr>
+                          <w:rFonts w:ascii="Arial" w:hAnsi="Arial" w:cs="Arial"/>
+                          <w:sz w:val="18"/>
+                          <w:szCs w:val="18"/>
+                        </w:rPr>
+                      </w:pPr>
+                      <w:proofErr w:type="gramStart"/>
+                      <w:r>
+                        <w:rPr>
+                          <w:rFonts w:ascii="Arial" w:hAnsi="Arial" w:cs="Arial"/>
+                          <w:sz w:val="18"/>
+                          <w:szCs w:val="18"/>
+                        </w:rPr>
+                        <w:t xml:space="preserve">{{ </w:t>
+                      </w:r>
+                      <w:proofErr w:type="spellStart"/>
+                      <w:r>
+                        <w:rPr>
+                          <w:rFonts w:ascii="Arial" w:hAnsi="Arial" w:cs="Arial"/>
+                          <w:sz w:val="18"/>
+                          <w:szCs w:val="18"/>
+                        </w:rPr>
+                        <w:t>fecha</w:t>
+                      </w:r>
+                      <w:proofErr w:type="gramEnd"/>
+                      <w:r>
+                        <w:rPr>
+                          <w:rFonts w:ascii="Arial" w:hAnsi="Arial" w:cs="Arial"/>
+                          <w:sz w:val="18"/>
+                          <w:szCs w:val="18"/>
+                        </w:rPr>
+                        <w:t>_</w:t>
+                      </w:r>
+                      <w:proofErr w:type="gramStart"/>
+                      <w:r>
+                        <w:rPr>
+                          <w:rFonts w:ascii="Arial" w:hAnsi="Arial" w:cs="Arial"/>
+                          <w:sz w:val="18"/>
+                          <w:szCs w:val="18"/>
+                        </w:rPr>
+                        <w:t>finalizacion</w:t>
+                      </w:r>
+                      <w:proofErr w:type="spellEnd"/>
+                      <w:r>
+                        <w:rPr>
+                          <w:rFonts w:ascii="Arial" w:hAnsi="Arial" w:cs="Arial"/>
+                          <w:sz w:val="18"/>
+                          <w:szCs w:val="18"/>
+                        </w:rPr>
+                        <w:t xml:space="preserve"> }</w:t>
+                      </w:r>
+                      <w:proofErr w:type="gramEnd"/>
+                      <w:r>
+                        <w:rPr>
+                          <w:rFonts w:ascii="Arial" w:hAnsi="Arial" w:cs="Arial"/>
+                          <w:sz w:val="18"/>
+                          <w:szCs w:val="18"/>
+                        </w:rPr>
+                        <w:t>}</w:t>
+                      </w:r>
+                    </w:p>
+                  </w:txbxContent>
+                </v:textbox>
+              </v:shape>
+            </w:pict>
+          </mc:Fallback>
+        </mc:AlternateContent>
+      </w:r>
+      <w:r>
+        <w:rPr>
+          <w:noProof/>
+        </w:rPr>
+        <mc:AlternateContent>
+          <mc:Choice Requires="wps">
+            <w:drawing>
+              <wp:anchor distT="0" distB="0" distL="114300" distR="114300" simplePos="0" relativeHeight="251697152" behindDoc="0" locked="0" layoutInCell="1" allowOverlap="1" wp14:anchorId="6A12D0B8" wp14:editId="1D512A2E">
+                <wp:simplePos x="0" y="0"/>
+                <wp:positionH relativeFrom="column">
+                  <wp:posOffset>1563593</wp:posOffset>
+                </wp:positionH>
+                <wp:positionV relativeFrom="paragraph">
+                  <wp:posOffset>4383337</wp:posOffset>
+                </wp:positionV>
+                <wp:extent cx="1243913" cy="231140"/>
+                <wp:effectExtent l="0" t="0" r="0" b="0"/>
+                <wp:wrapNone/>
+                <wp:docPr id="82241179" name="Cuadro de texto 5"/>
+                <wp:cNvGraphicFramePr/>
+                <a:graphic xmlns:a="http://schemas.openxmlformats.org/drawingml/2006/main">
+                  <a:graphicData uri="http://schemas.microsoft.com/office/word/2010/wordprocessingShape">
+                    <wps:wsp>
+                      <wps:cNvSpPr txBox="1"/>
+                      <wps:spPr>
+                        <a:xfrm>
+                          <a:off x="0" y="0"/>
+                          <a:ext cx="1243913" cy="231140"/>
+                        </a:xfrm>
+                        <a:prstGeom prst="rect">
+                          <a:avLst/>
+                        </a:prstGeom>
+                        <a:noFill/>
+                        <a:ln>
+                          <a:noFill/>
+                        </a:ln>
+                      </wps:spPr>
+                      <wps:style>
+                        <a:lnRef idx="0">
+                          <a:scrgbClr r="0" g="0" b="0"/>
+                        </a:lnRef>
+                        <a:fillRef idx="0">
+                          <a:scrgbClr r="0" g="0" b="0"/>
+                        </a:fillRef>
+                        <a:effectRef idx="0">
+                          <a:scrgbClr r="0" g="0" b="0"/>
+                        </a:effectRef>
+                        <a:fontRef idx="minor">
+                          <a:schemeClr val="dk1"/>
+                        </a:fontRef>
+                      </wps:style>
+                      <wps:txbx>
+                        <w:txbxContent>
+                          <w:p>
+                            <w:pPr>
+                              <w:spacing w:after="120" w:line="408" w:lineRule="auto"/>
+                              <w:rPr>
+                                <w:rFonts w:ascii="Arial" w:hAnsi="Arial" w:cs="Arial"/>
+                                <w:sz w:val="18"/>
+                                <w:szCs w:val="18"/>
+                              </w:rPr>
+                            </w:pPr>
+                            <w:proofErr w:type="gramStart"/>
+                            <w:r>
+                              <w:rPr>
+                                <w:rFonts w:ascii="Arial" w:hAnsi="Arial" w:cs="Arial"/>
+                                <w:sz w:val="18"/>
+                                <w:szCs w:val="18"/>
+                              </w:rPr>
+                              <w:t xml:space="preserve">{{ </w:t>
+                            </w:r>
+                            <w:proofErr w:type="spellStart"/>
+                            <w:r>
+                              <w:rPr>
+                                <w:rFonts w:ascii="Arial" w:hAnsi="Arial" w:cs="Arial"/>
+                                <w:sz w:val="18"/>
+                                <w:szCs w:val="18"/>
+                              </w:rPr>
+                              <w:t>fecha</w:t>
+                            </w:r>
+                            <w:proofErr w:type="gramEnd"/>
+                            <w:r>
+                              <w:rPr>
+                                <w:rFonts w:ascii="Arial" w:hAnsi="Arial" w:cs="Arial"/>
+                                <w:sz w:val="18"/>
+                                <w:szCs w:val="18"/>
+                              </w:rPr>
+                              <w:t>_mes_anio_</w:t>
+                            </w:r>
+                            <w:proofErr w:type="gramStart"/>
+                            <w:r>
+                              <w:rPr>
+                                <w:rFonts w:ascii="Arial" w:hAnsi="Arial" w:cs="Arial"/>
+                                <w:sz w:val="18"/>
+                                <w:szCs w:val="18"/>
+                              </w:rPr>
+                              <w:t>espaciado</w:t>
+                            </w:r>
+                            <w:proofErr w:type="spellEnd"/>
+                            <w:r>
+                              <w:rPr>
+                                <w:rFonts w:ascii="Arial" w:hAnsi="Arial" w:cs="Arial"/>
+                                <w:sz w:val="18"/>
+                                <w:szCs w:val="18"/>
+                              </w:rPr>
+                              <w:t xml:space="preserve"> }</w:t>
+                            </w:r>
+                            <w:proofErr w:type="gramEnd"/>
+                            <w:r>
+                              <w:rPr>
+                                <w:rFonts w:ascii="Arial" w:hAnsi="Arial" w:cs="Arial"/>
+                                <w:sz w:val="18"/>
+                                <w:szCs w:val="18"/>
+                              </w:rPr>
+                              <w:t>}</w:t>
+                            </w:r>
+                          </w:p>
+                        </w:txbxContent>
+                      </wps:txbx>
+                      <wps:bodyPr rot="0" spcFirstLastPara="0" vertOverflow="overflow" horzOverflow="overflow" vert="horz" wrap="square" lIns="91440" tIns="45720" rIns="91440" bIns="45720" numCol="1" spcCol="0" rtlCol="0" fromWordArt="0" anchor="t" anchorCtr="0" forceAA="0" compatLnSpc="1">
+                        <a:prstTxWarp prst="textNoShape">
+                          <a:avLst/>
+                        </a:prstTxWarp>
+                        <a:noAutofit/>
+                      </wps:bodyPr>
+                    </wps:wsp>
+                  </a:graphicData>
+                </a:graphic>
+                <wp14:sizeRelH relativeFrom="margin">
+                  <wp14:pctWidth>0</wp14:pctWidth>
+                </wp14:sizeRelH>
+                <wp14:sizeRelV relativeFrom="margin">
+                  <wp14:pctHeight>0</wp14:pctHeight>
+                </wp14:sizeRelV>
+              </wp:anchor>
+            </w:drawing>
+          </mc:Choice>
+          <mc:Fallback>
+            <w:pict>
+              <v:shape w14:anchorId="6A12D0B8" id="_x0000_s1049" type="#_x0000_t202" style="position:absolute;margin-left:123.1pt;margin-top:345.15pt;width:97.95pt;height:18.2pt;z-index:251697152;visibility:visible;mso-wrap-style:square;mso-width-percent:0;mso-height-percent:0;mso-wrap-distance-left:9pt;mso-wrap-distance-top:0;mso-wrap-distance-right:9pt;mso-wrap-distance-bottom:0;mso-position-horizontal:absolute;mso-position-horizontal-relative:text;mso-position-vertical:absolute;mso-position-vertical-relative:text;mso-width-percent:0;mso-height-percent:0;mso-width-relative:margin;mso-height-relative:margin;v-text-anchor:top" o:gfxdata="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" filled="f" stroked="f">
+                <v:textbox>
+                  <w:txbxContent>
+                    <w:p>
+                      <w:pPr>
+                        <w:spacing w:after="120" w:line="408" w:lineRule="auto"/>
+                        <w:rPr>
+                          <w:rFonts w:ascii="Arial" w:hAnsi="Arial" w:cs="Arial"/>
+                          <w:sz w:val="18"/>
+                          <w:szCs w:val="18"/>
+                        </w:rPr>
+                      </w:pPr>
+                      <w:proofErr w:type="gramStart"/>
+                      <w:r>
+                        <w:rPr>
+                          <w:rFonts w:ascii="Arial" w:hAnsi="Arial" w:cs="Arial"/>
+                          <w:sz w:val="18"/>
+                          <w:szCs w:val="18"/>
+                        </w:rPr>
+                        <w:t xml:space="preserve">{{ </w:t>
+                      </w:r>
+                      <w:proofErr w:type="spellStart"/>
+                      <w:r>
+                        <w:rPr>
+                          <w:rFonts w:ascii="Arial" w:hAnsi="Arial" w:cs="Arial"/>
+                          <w:sz w:val="18"/>
+                          <w:szCs w:val="18"/>
+                        </w:rPr>
+                        <w:t>fecha</w:t>
+                      </w:r>
+                      <w:proofErr w:type="gramEnd"/>
+                      <w:r>
+                        <w:rPr>
+                          <w:rFonts w:ascii="Arial" w:hAnsi="Arial" w:cs="Arial"/>
+                          <w:sz w:val="18"/>
+                          <w:szCs w:val="18"/>
+                        </w:rPr>
+                        <w:t>_mes_anio_</w:t>
+                      </w:r>
+                      <w:proofErr w:type="gramStart"/>
+                      <w:r>
+                        <w:rPr>
+                          <w:rFonts w:ascii="Arial" w:hAnsi="Arial" w:cs="Arial"/>
+                          <w:sz w:val="18"/>
+                          <w:szCs w:val="18"/>
+                        </w:rPr>
+                        <w:t>espaciado</w:t>
+                      </w:r>
+                      <w:proofErr w:type="spellEnd"/>
+                      <w:r>
+                        <w:rPr>
+                          <w:rFonts w:ascii="Arial" w:hAnsi="Arial" w:cs="Arial"/>
+                          <w:sz w:val="18"/>
+                          <w:szCs w:val="18"/>
+                        </w:rPr>
+                        <w:t xml:space="preserve"> }</w:t>
+                      </w:r>
+                      <w:proofErr w:type="gramEnd"/>
+                      <w:r>
+                        <w:rPr>
+                          <w:rFonts w:ascii="Arial" w:hAnsi="Arial" w:cs="Arial"/>
+                          <w:sz w:val="18"/>
+                          <w:szCs w:val="18"/>
+                        </w:rPr>
+                        <w:t>}</w:t>
+                      </w:r>
+                    </w:p>
+                  </w:txbxContent>
+                </v:textbox>
+              </v:shape>
+            </w:pict>
+          </mc:Fallback>
+        </mc:AlternateContent>
+      </w:r>
+      <w:r>
+        <w:rPr>
+          <w:noProof/>
+        </w:rPr>
         <mc:AlternateContent>
           <mc:Choice Requires="wps">
             <w:drawing>
@@ -3861,11 +4241,7 @@
           </mc:Choice>
           <mc:Fallback>
             <w:pict>
-              <v:shapetype w14:anchorId="625EA708" id="_x0000_t202" coordsize="21600,21600" o:spt="202" path="m,l,21600r21600,l21600,xe">
-                <v:stroke joinstyle="miter"/>
-                <v:path gradientshapeok="t" o:connecttype="rect"/>
-              </v:shapetype>
-              <v:shape id="Cuadro de texto 28" o:spid="_x0000_s1047" type="#_x0000_t202" style="position:absolute;margin-left:-52.5pt;margin-top:394.1pt;width:260.75pt;height:62.75pt;z-index:251746304;visibility:visible;mso-wrap-style:square;mso-width-percent:0;mso-height-percent:0;mso-wrap-distance-left:9pt;mso-wrap-distance-top:0;mso-wrap-distance-right:9pt;mso-wrap-distance-bottom:0;mso-position-horizontal:absolute;mso-position-horizontal-relative:text;mso-position-vertical:absolute;mso-position-vertical-relative:text;mso-width-percent:0;mso-height-percent:0;mso-width-relative:margin;mso-height-relative:margin;v-text-anchor:top" o:gfxdata="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" filled="f" stroked="f">
+              <v:shape w14:anchorId="625EA708" id="Cuadro de texto 28" o:spid="_x0000_s1050" type="#_x0000_t202" style="position:absolute;margin-left:-52.5pt;margin-top:394.1pt;width:260.75pt;height:62.75pt;z-index:251746304;visibility:visible;mso-wrap-style:square;mso-width-percent:0;mso-height-percent:0;mso-wrap-distance-left:9pt;mso-wrap-distance-top:0;mso-wrap-distance-right:9pt;mso-wrap-distance-bottom:0;mso-position-horizontal:absolute;mso-position-horizontal-relative:text;mso-position-vertical:absolute;mso-position-vertical-relative:text;mso-width-percent:0;mso-height-percent:0;mso-width-relative:margin;mso-height-relative:margin;v-text-anchor:top" o:gfxdata="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" filled="f" stroked="f">
                 <v:textbox>
                   <w:txbxContent>
                     <w:p>
@@ -4048,7 +4424,7 @@
           </mc:Choice>
           <mc:Fallback>
             <w:pict>
-              <v:shape w14:anchorId="16006811" id="_x0000_s1048" type="#_x0000_t202" style="position:absolute;margin-left:109.45pt;margin-top:322.9pt;width:58.95pt;height:22.4pt;z-index:251744256;visibility:visible;mso-wrap-style:square;mso-width-percent:0;mso-height-percent:0;mso-wrap-distance-left:9pt;mso-wrap-distance-top:0;mso-wrap-distance-right:9pt;mso-wrap-distance-bottom:0;mso-position-horizontal:absolute;mso-position-horizontal-relative:text;mso-position-vertical:absolute;mso-position-vertical-relative:text;mso-width-percent:0;mso-height-percent:0;mso-width-relative:margin;mso-height-relative:margin;v-text-anchor:top" o:gfxdata="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" filled="f" stroked="f">
+              <v:shape w14:anchorId="16006811" id="_x0000_s1051" type="#_x0000_t202" style="position:absolute;margin-left:109.45pt;margin-top:322.9pt;width:58.95pt;height:22.4pt;z-index:251744256;visibility:visible;mso-wrap-style:square;mso-width-percent:0;mso-height-percent:0;mso-wrap-distance-left:9pt;mso-wrap-distance-top:0;mso-wrap-distance-right:9pt;mso-wrap-distance-bottom:0;mso-position-horizontal:absolute;mso-position-horizontal-relative:text;mso-position-vertical:absolute;mso-position-vertical-relative:text;mso-width-percent:0;mso-height-percent:0;mso-width-relative:margin;mso-height-relative:margin;v-text-anchor:top" o:gfxdata="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" filled="f" stroked="f">
                 <v:textbox>
                   <w:txbxContent>
                     <w:p>
@@ -4168,7 +4544,7 @@
           </mc:Choice>
           <mc:Fallback>
             <w:pict>
-              <v:shape w14:anchorId="04C2F96E" id="_x0000_s1049" type="#_x0000_t202" style="position:absolute;margin-left:108.45pt;margin-top:308.45pt;width:58.95pt;height:22.35pt;z-index:251742208;visibility:visible;mso-wrap-style:square;mso-width-percent:0;mso-height-percent:0;mso-wrap-distance-left:9pt;mso-wrap-distance-top:0;mso-wrap-distance-right:9pt;mso-wrap-distance-bottom:0;mso-position-horizontal:absolute;mso-position-horizontal-relative:text;mso-position-vertical:absolute;mso-position-vertical-relative:text;mso-width-percent:0;mso-height-percent:0;mso-width-relative:margin;mso-height-relative:margin;v-text-anchor:top" o:gfxdata="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" filled="f" stroked="f">
+              <v:shape w14:anchorId="04C2F96E" id="_x0000_s1052" type="#_x0000_t202" style="position:absolute;margin-left:108.45pt;margin-top:308.45pt;width:58.95pt;height:22.35pt;z-index:251742208;visibility:visible;mso-wrap-style:square;mso-width-percent:0;mso-height-percent:0;mso-wrap-distance-left:9pt;mso-wrap-distance-top:0;mso-wrap-distance-right:9pt;mso-wrap-distance-bottom:0;mso-position-horizontal:absolute;mso-position-horizontal-relative:text;mso-position-vertical:absolute;mso-position-vertical-relative:text;mso-width-percent:0;mso-height-percent:0;mso-width-relative:margin;mso-height-relative:margin;v-text-anchor:top" o:gfxdata="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" filled="f" stroked="f">
                 <v:textbox>
                   <w:txbxContent>
                     <w:p>
@@ -4260,7 +4636,7 @@
           </mc:Choice>
           <mc:Fallback>
             <w:pict>
-              <v:shape w14:anchorId="603AB19A" id="Cuadro de texto 27" o:spid="_x0000_s1050" type="#_x0000_t202" style="position:absolute;margin-left:113.7pt;margin-top:325.75pt;width:43.35pt;height:9.65pt;z-index:251716608;visibility:visible;mso-wrap-style:square;mso-width-percent:0;mso-height-percent:0;mso-wrap-distance-left:9pt;mso-wrap-distance-top:0;mso-wrap-distance-right:9pt;mso-wrap-distance-bottom:0;mso-position-horizontal:absolute;mso-position-horizontal-relative:text;mso-position-vertical:absolute;mso-position-vertical-relative:text;mso-width-percent:0;mso-height-percent:0;mso-width-relative:margin;mso-height-relative:margin;v-text-anchor:top" o:gfxdata="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" fillcolor="white [3201]" stroked="f" strokeweight=".5pt">
+              <v:shape w14:anchorId="603AB19A" id="Cuadro de texto 27" o:spid="_x0000_s1053" type="#_x0000_t202" style="position:absolute;margin-left:113.7pt;margin-top:325.75pt;width:43.35pt;height:9.65pt;z-index:251716608;visibility:visible;mso-wrap-style:square;mso-width-percent:0;mso-height-percent:0;mso-wrap-distance-left:9pt;mso-wrap-distance-top:0;mso-wrap-distance-right:9pt;mso-wrap-distance-bottom:0;mso-position-horizontal:absolute;mso-position-horizontal-relative:text;mso-position-vertical:absolute;mso-position-vertical-relative:text;mso-width-percent:0;mso-height-percent:0;mso-width-relative:margin;mso-height-relative:margin;v-text-anchor:top" o:gfxdata="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" fillcolor="white [3201]" stroked="f" strokeweight=".5pt">
                 <v:textbox>
                   <w:txbxContent>
                     <w:p/>
@@ -4336,7 +4712,7 @@
           </mc:Choice>
           <mc:Fallback>
             <w:pict>
-              <v:shape w14:anchorId="345BEA5C" id="_x0000_s1051" type="#_x0000_t202" style="position:absolute;margin-left:249.5pt;margin-top:426.1pt;width:29.2pt;height:7.65pt;z-index:251741184;visibility:visible;mso-wrap-style:square;mso-width-percent:0;mso-height-percent:0;mso-wrap-distance-left:9pt;mso-wrap-distance-top:0;mso-wrap-distance-right:9pt;mso-wrap-distance-bottom:0;mso-position-horizontal:absolute;mso-position-horizontal-relative:left-margin-area;mso-position-vertical:absolute;mso-position-vertical-relative:text;mso-width-percent:0;mso-height-percent:0;mso-width-relative:margin;mso-height-relative:margin;v-text-anchor:top" o:gfxdata="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" fillcolor="white [3201]" stroked="f" strokeweight=".5pt">
+              <v:shape w14:anchorId="345BEA5C" id="_x0000_s1054" type="#_x0000_t202" style="position:absolute;margin-left:249.5pt;margin-top:426.1pt;width:29.2pt;height:7.65pt;z-index:251741184;visibility:visible;mso-wrap-style:square;mso-width-percent:0;mso-height-percent:0;mso-wrap-distance-left:9pt;mso-wrap-distance-top:0;mso-wrap-distance-right:9pt;mso-wrap-distance-bottom:0;mso-position-horizontal:absolute;mso-position-horizontal-relative:left-margin-area;mso-position-vertical:absolute;mso-position-vertical-relative:text;mso-width-percent:0;mso-height-percent:0;mso-width-relative:margin;mso-height-relative:margin;v-text-anchor:top" o:gfxdata="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" fillcolor="white [3201]" stroked="f" strokeweight=".5pt">
                 <v:textbox>
                   <w:txbxContent>
                     <w:p/>
@@ -4413,7 +4789,7 @@
           </mc:Choice>
           <mc:Fallback>
             <w:pict>
-              <v:shape w14:anchorId="40FB8E65" id="_x0000_s1052" type="#_x0000_t202" style="position:absolute;margin-left:208.35pt;margin-top:426.95pt;width:29.2pt;height:7.65pt;z-index:251739136;visibility:visible;mso-wrap-style:square;mso-width-percent:0;mso-height-percent:0;mso-wrap-distance-left:9pt;mso-wrap-distance-top:0;mso-wrap-distance-right:9pt;mso-wrap-distance-bottom:0;mso-position-horizontal:absolute;mso-position-horizontal-relative:left-margin-area;mso-position-vertical:absolute;mso-position-vertical-relative:text;mso-width-percent:0;mso-height-percent:0;mso-width-relative:margin;mso-height-relative:margin;v-text-anchor:top" o:gfxdata="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" fillcolor="white [3201]" stroked="f" strokeweight=".5pt">
+              <v:shape w14:anchorId="40FB8E65" id="_x0000_s1055" type="#_x0000_t202" style="position:absolute;margin-left:208.35pt;margin-top:426.95pt;width:29.2pt;height:7.65pt;z-index:251739136;visibility:visible;mso-wrap-style:square;mso-width-percent:0;mso-height-percent:0;mso-wrap-distance-left:9pt;mso-wrap-distance-top:0;mso-wrap-distance-right:9pt;mso-wrap-distance-bottom:0;mso-position-horizontal:absolute;mso-position-horizontal-relative:left-margin-area;mso-position-vertical:absolute;mso-position-vertical-relative:text;mso-width-percent:0;mso-height-percent:0;mso-width-relative:margin;mso-height-relative:margin;v-text-anchor:top" o:gfxdata="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" fillcolor="white [3201]" stroked="f" strokeweight=".5pt">
                 <v:textbox>
                   <w:txbxContent>
                     <w:p/>
@@ -4490,7 +4866,7 @@
           </mc:Choice>
           <mc:Fallback>
             <w:pict>
-              <v:shape w14:anchorId="01C9290A" id="_x0000_s1053" type="#_x0000_t202" style="position:absolute;margin-left:165.55pt;margin-top:427.5pt;width:29.2pt;height:7.65pt;z-index:251737088;visibility:visible;mso-wrap-style:square;mso-width-percent:0;mso-height-percent:0;mso-wrap-distance-left:9pt;mso-wrap-distance-top:0;mso-wrap-distance-right:9pt;mso-wrap-distance-bottom:0;mso-position-horizontal:absolute;mso-position-horizontal-relative:left-margin-area;mso-position-vertical:absolute;mso-position-vertical-relative:text;mso-width-percent:0;mso-height-percent:0;mso-width-relative:margin;mso-height-relative:margin;v-text-anchor:top" o:gfxdata="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" fillcolor="white [3201]" stroked="f" strokeweight=".5pt">
+              <v:shape w14:anchorId="01C9290A" id="_x0000_s1056" type="#_x0000_t202" style="position:absolute;margin-left:165.55pt;margin-top:427.5pt;width:29.2pt;height:7.65pt;z-index:251737088;visibility:visible;mso-wrap-style:square;mso-width-percent:0;mso-height-percent:0;mso-wrap-distance-left:9pt;mso-wrap-distance-top:0;mso-wrap-distance-right:9pt;mso-wrap-distance-bottom:0;mso-position-horizontal:absolute;mso-position-horizontal-relative:left-margin-area;mso-position-vertical:absolute;mso-position-vertical-relative:text;mso-width-percent:0;mso-height-percent:0;mso-width-relative:margin;mso-height-relative:margin;v-text-anchor:top" o:gfxdata="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" fillcolor="white [3201]" stroked="f" strokeweight=".5pt">
                 <v:textbox>
                   <w:txbxContent>
                     <w:p/>
@@ -4567,7 +4943,7 @@
           </mc:Choice>
           <mc:Fallback>
             <w:pict>
-              <v:shape w14:anchorId="30BD0004" id="_x0000_s1054" type="#_x0000_t202" style="position:absolute;margin-left:122.45pt;margin-top:426.1pt;width:29.2pt;height:7.65pt;z-index:251735040;visibility:visible;mso-wrap-style:square;mso-width-percent:0;mso-height-percent:0;mso-wrap-distance-left:9pt;mso-wrap-distance-top:0;mso-wrap-distance-right:9pt;mso-wrap-distance-bottom:0;mso-position-horizontal:absolute;mso-position-horizontal-relative:left-margin-area;mso-position-vertical:absolute;mso-position-vertical-relative:text;mso-width-percent:0;mso-height-percent:0;mso-width-relative:margin;mso-height-relative:margin;v-text-anchor:top" o:gfxdata="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" fillcolor="white [3201]" stroked="f" strokeweight=".5pt">
+              <v:shape w14:anchorId="30BD0004" id="_x0000_s1057" type="#_x0000_t202" style="position:absolute;margin-left:122.45pt;margin-top:426.1pt;width:29.2pt;height:7.65pt;z-index:251735040;visibility:visible;mso-wrap-style:square;mso-width-percent:0;mso-height-percent:0;mso-wrap-distance-left:9pt;mso-wrap-distance-top:0;mso-wrap-distance-right:9pt;mso-wrap-distance-bottom:0;mso-position-horizontal:absolute;mso-position-horizontal-relative:left-margin-area;mso-position-vertical:absolute;mso-position-vertical-relative:text;mso-width-percent:0;mso-height-percent:0;mso-width-relative:margin;mso-height-relative:margin;v-text-anchor:top" o:gfxdata="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" fillcolor="white [3201]" stroked="f" strokeweight=".5pt">
                 <v:textbox>
                   <w:txbxContent>
                     <w:p/>
@@ -4644,7 +5020,7 @@
           </mc:Choice>
           <mc:Fallback>
             <w:pict>
-              <v:shape w14:anchorId="15823E82" id="_x0000_s1055" type="#_x0000_t202" style="position:absolute;margin-left:82.5pt;margin-top:426.1pt;width:29.2pt;height:7.65pt;z-index:251732992;visibility:visible;mso-wrap-style:square;mso-width-percent:0;mso-height-percent:0;mso-wrap-distance-left:9pt;mso-wrap-distance-top:0;mso-wrap-distance-right:9pt;mso-wrap-distance-bottom:0;mso-position-horizontal:absolute;mso-position-horizontal-relative:left-margin-area;mso-position-vertical:absolute;mso-position-vertical-relative:text;mso-width-percent:0;mso-height-percent:0;mso-width-relative:margin;mso-height-relative:margin;v-text-anchor:top" o:gfxdata="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" fillcolor="white [3201]" stroked="f" strokeweight=".5pt">
+              <v:shape w14:anchorId="15823E82" id="_x0000_s1058" type="#_x0000_t202" style="position:absolute;margin-left:82.5pt;margin-top:426.1pt;width:29.2pt;height:7.65pt;z-index:251732992;visibility:visible;mso-wrap-style:square;mso-width-percent:0;mso-height-percent:0;mso-wrap-distance-left:9pt;mso-wrap-distance-top:0;mso-wrap-distance-right:9pt;mso-wrap-distance-bottom:0;mso-position-horizontal:absolute;mso-position-horizontal-relative:left-margin-area;mso-position-vertical:absolute;mso-position-vertical-relative:text;mso-width-percent:0;mso-height-percent:0;mso-width-relative:margin;mso-height-relative:margin;v-text-anchor:top" o:gfxdata="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" fillcolor="white [3201]" stroked="f" strokeweight=".5pt">
                 <v:textbox>
                   <w:txbxContent>
                     <w:p/>
@@ -4721,7 +5097,7 @@
           </mc:Choice>
           <mc:Fallback>
             <w:pict>
-              <v:shape w14:anchorId="22C709E3" id="_x0000_s1056" type="#_x0000_t202" style="position:absolute;margin-left:-45.95pt;margin-top:426.1pt;width:29.2pt;height:7.65pt;z-index:251730944;visibility:visible;mso-wrap-style:square;mso-width-percent:0;mso-height-percent:0;mso-wrap-distance-left:9pt;mso-wrap-distance-top:0;mso-wrap-distance-right:9pt;mso-wrap-distance-bottom:0;mso-position-horizontal:absolute;mso-position-horizontal-relative:text;mso-position-vertical:absolute;mso-position-vertical-relative:text;mso-width-percent:0;mso-height-percent:0;mso-width-relative:margin;mso-height-relative:margin;v-text-anchor:top" o:gfxdata="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" fillcolor="white [3201]" stroked="f" strokeweight=".5pt">
+              <v:shape w14:anchorId="22C709E3" id="_x0000_s1059" type="#_x0000_t202" style="position:absolute;margin-left:-45.95pt;margin-top:426.1pt;width:29.2pt;height:7.65pt;z-index:251730944;visibility:visible;mso-wrap-style:square;mso-width-percent:0;mso-height-percent:0;mso-wrap-distance-left:9pt;mso-wrap-distance-top:0;mso-wrap-distance-right:9pt;mso-wrap-distance-bottom:0;mso-position-horizontal:absolute;mso-position-horizontal-relative:text;mso-position-vertical:absolute;mso-position-vertical-relative:text;mso-width-percent:0;mso-height-percent:0;mso-width-relative:margin;mso-height-relative:margin;v-text-anchor:top" o:gfxdata="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" fillcolor="white [3201]" stroked="f" strokeweight=".5pt">
                 <v:textbox>
                   <w:txbxContent>
                     <w:p/>
@@ -4797,7 +5173,7 @@
           </mc:Choice>
           <mc:Fallback>
             <w:pict>
-              <v:shape w14:anchorId="66E6F54B" id="_x0000_s1057" type="#_x0000_t202" style="position:absolute;margin-left:164.45pt;margin-top:403.7pt;width:29.2pt;height:7.65pt;z-index:251728896;visibility:visible;mso-wrap-style:square;mso-width-percent:0;mso-height-percent:0;mso-wrap-distance-left:9pt;mso-wrap-distance-top:0;mso-wrap-distance-right:9pt;mso-wrap-distance-bottom:0;mso-position-horizontal:absolute;mso-position-horizontal-relative:text;mso-position-vertical:absolute;mso-position-vertical-relative:text;mso-width-percent:0;mso-height-percent:0;mso-width-relative:margin;mso-height-relative:margin;v-text-anchor:top" o:gfxdata="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" fillcolor="white [3201]" stroked="f" strokeweight=".5pt">
+              <v:shape w14:anchorId="66E6F54B" id="_x0000_s1060" type="#_x0000_t202" style="position:absolute;margin-left:164.45pt;margin-top:403.7pt;width:29.2pt;height:7.65pt;z-index:251728896;visibility:visible;mso-wrap-style:square;mso-width-percent:0;mso-height-percent:0;mso-wrap-distance-left:9pt;mso-wrap-distance-top:0;mso-wrap-distance-right:9pt;mso-wrap-distance-bottom:0;mso-position-horizontal:absolute;mso-position-horizontal-relative:text;mso-position-vertical:absolute;mso-position-vertical-relative:text;mso-width-percent:0;mso-height-percent:0;mso-width-relative:margin;mso-height-relative:margin;v-text-anchor:top" o:gfxdata="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" fillcolor="white [3201]" stroked="f" strokeweight=".5pt">
                 <v:textbox>
                   <w:txbxContent>
                     <w:p/>
@@ -4873,7 +5249,7 @@
           </mc:Choice>
           <mc:Fallback>
             <w:pict>
-              <v:shape w14:anchorId="12BC198C" id="_x0000_s1058" type="#_x0000_t202" style="position:absolute;margin-left:121.9pt;margin-top:404.25pt;width:29.2pt;height:7.65pt;z-index:251726848;visibility:visible;mso-wrap-style:square;mso-width-percent:0;mso-height-percent:0;mso-wrap-distance-left:9pt;mso-wrap-distance-top:0;mso-wrap-distance-right:9pt;mso-wrap-distance-bottom:0;mso-position-horizontal:absolute;mso-position-horizontal-relative:text;mso-position-vertical:absolute;mso-position-vertical-relative:text;mso-width-percent:0;mso-height-percent:0;mso-width-relative:margin;mso-height-relative:margin;v-text-anchor:top" o:gfxdata="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" fillcolor="white [3201]" stroked="f" strokeweight=".5pt">
+              <v:shape w14:anchorId="12BC198C" id="_x0000_s1061" type="#_x0000_t202" style="position:absolute;margin-left:121.9pt;margin-top:404.25pt;width:29.2pt;height:7.65pt;z-index:251726848;visibility:visible;mso-wrap-style:square;mso-width-percent:0;mso-height-percent:0;mso-wrap-distance-left:9pt;mso-wrap-distance-top:0;mso-wrap-distance-right:9pt;mso-wrap-distance-bottom:0;mso-position-horizontal:absolute;mso-position-horizontal-relative:text;mso-position-vertical:absolute;mso-position-vertical-relative:text;mso-width-percent:0;mso-height-percent:0;mso-width-relative:margin;mso-height-relative:margin;v-text-anchor:top" o:gfxdata="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" fillcolor="white [3201]" stroked="f" strokeweight=".5pt">
                 <v:textbox>
                   <w:txbxContent>
                     <w:p/>
@@ -4949,7 +5325,7 @@
           </mc:Choice>
           <mc:Fallback>
             <w:pict>
-              <v:shape w14:anchorId="6D9CDA0A" id="_x0000_s1059" type="#_x0000_t202" style="position:absolute;margin-left:80.5pt;margin-top:403.7pt;width:29.2pt;height:7.65pt;z-index:251724800;visibility:visible;mso-wrap-style:square;mso-width-percent:0;mso-height-percent:0;mso-wrap-distance-left:9pt;mso-wrap-distance-top:0;mso-wrap-distance-right:9pt;mso-wrap-distance-bottom:0;mso-position-horizontal:absolute;mso-position-horizontal-relative:text;mso-position-vertical:absolute;mso-position-vertical-relative:text;mso-width-percent:0;mso-height-percent:0;mso-width-relative:margin;mso-height-relative:margin;v-text-anchor:top" o:gfxdata="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" fillcolor="white [3201]" stroked="f" strokeweight=".5pt">
+              <v:shape w14:anchorId="6D9CDA0A" id="_x0000_s1062" type="#_x0000_t202" style="position:absolute;margin-left:80.5pt;margin-top:403.7pt;width:29.2pt;height:7.65pt;z-index:251724800;visibility:visible;mso-wrap-style:square;mso-width-percent:0;mso-height-percent:0;mso-wrap-distance-left:9pt;mso-wrap-distance-top:0;mso-wrap-distance-right:9pt;mso-wrap-distance-bottom:0;mso-position-horizontal:absolute;mso-position-horizontal-relative:text;mso-position-vertical:absolute;mso-position-vertical-relative:text;mso-width-percent:0;mso-height-percent:0;mso-width-relative:margin;mso-height-relative:margin;v-text-anchor:top" o:gfxdata="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" fillcolor="white [3201]" stroked="f" strokeweight=".5pt">
                 <v:textbox>
                   <w:txbxContent>
                     <w:p/>
@@ -5025,7 +5401,7 @@
           </mc:Choice>
           <mc:Fallback>
             <w:pict>
-              <v:shape w14:anchorId="71D74111" id="_x0000_s1060" type="#_x0000_t202" style="position:absolute;margin-left:37.7pt;margin-top:404.25pt;width:29.2pt;height:7.65pt;z-index:251722752;visibility:visible;mso-wrap-style:square;mso-width-percent:0;mso-height-percent:0;mso-wrap-distance-left:9pt;mso-wrap-distance-top:0;mso-wrap-distance-right:9pt;mso-wrap-distance-bottom:0;mso-position-horizontal:absolute;mso-position-horizontal-relative:text;mso-position-vertical:absolute;mso-position-vertical-relative:text;mso-width-percent:0;mso-height-percent:0;mso-width-relative:margin;mso-height-relative:margin;v-text-anchor:top" o:gfxdata="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" fillcolor="white [3201]" stroked="f" strokeweight=".5pt">
+              <v:shape w14:anchorId="71D74111" id="_x0000_s1063" type="#_x0000_t202" style="position:absolute;margin-left:37.7pt;margin-top:404.25pt;width:29.2pt;height:7.65pt;z-index:251722752;visibility:visible;mso-wrap-style:square;mso-width-percent:0;mso-height-percent:0;mso-wrap-distance-left:9pt;mso-wrap-distance-top:0;mso-wrap-distance-right:9pt;mso-wrap-distance-bottom:0;mso-position-horizontal:absolute;mso-position-horizontal-relative:text;mso-position-vertical:absolute;mso-position-vertical-relative:text;mso-width-percent:0;mso-height-percent:0;mso-width-relative:margin;mso-height-relative:margin;v-text-anchor:top" o:gfxdata="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" fillcolor="white [3201]" stroked="f" strokeweight=".5pt">
                 <v:textbox>
                   <w:txbxContent>
                     <w:p/>
@@ -5101,7 +5477,7 @@
           </mc:Choice>
           <mc:Fallback>
             <w:pict>
-              <v:shape w14:anchorId="0F95B9DE" id="_x0000_s1061" type="#_x0000_t202" style="position:absolute;margin-left:-3.95pt;margin-top:404.25pt;width:29.2pt;height:7.65pt;z-index:251720704;visibility:visible;mso-wrap-style:square;mso-width-percent:0;mso-height-percent:0;mso-wrap-distance-left:9pt;mso-wrap-distance-top:0;mso-wrap-distance-right:9pt;mso-wrap-distance-bottom:0;mso-position-horizontal:absolute;mso-position-horizontal-relative:text;mso-position-vertical:absolute;mso-position-vertical-relative:text;mso-width-percent:0;mso-height-percent:0;mso-width-relative:margin;mso-height-relative:margin;v-text-anchor:top" o:gfxdata="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" fillcolor="white [3201]" stroked="f" strokeweight=".5pt">
+              <v:shape w14:anchorId="0F95B9DE" id="_x0000_s1064" type="#_x0000_t202" style="position:absolute;margin-left:-3.95pt;margin-top:404.25pt;width:29.2pt;height:7.65pt;z-index:251720704;visibility:visible;mso-wrap-style:square;mso-width-percent:0;mso-height-percent:0;mso-wrap-distance-left:9pt;mso-wrap-distance-top:0;mso-wrap-distance-right:9pt;mso-wrap-distance-bottom:0;mso-position-horizontal:absolute;mso-position-horizontal-relative:text;mso-position-vertical:absolute;mso-position-vertical-relative:text;mso-width-percent:0;mso-height-percent:0;mso-width-relative:margin;mso-height-relative:margin;v-text-anchor:top" o:gfxdata="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" fillcolor="white [3201]" stroked="f" strokeweight=".5pt">
                 <v:textbox>
                   <w:txbxContent>
                     <w:p/>
@@ -5177,7 +5553,7 @@
           </mc:Choice>
           <mc:Fallback>
             <w:pict>
-              <v:shape w14:anchorId="6EAE751C" id="_x0000_s1062" type="#_x0000_t202" style="position:absolute;margin-left:-45.95pt;margin-top:404pt;width:29.2pt;height:7.65pt;z-index:251718656;visibility:visible;mso-wrap-style:square;mso-width-percent:0;mso-height-percent:0;mso-wrap-distance-left:9pt;mso-wrap-distance-top:0;mso-wrap-distance-right:9pt;mso-wrap-distance-bottom:0;mso-position-horizontal:absolute;mso-position-horizontal-relative:text;mso-position-vertical:absolute;mso-position-vertical-relative:text;mso-width-percent:0;mso-height-percent:0;mso-width-relative:margin;mso-height-relative:margin;v-text-anchor:top" o:gfxdata="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" fillcolor="white [3201]" stroked="f" strokeweight=".5pt">
+              <v:shape w14:anchorId="6EAE751C" id="_x0000_s1065" type="#_x0000_t202" style="position:absolute;margin-left:-45.95pt;margin-top:404pt;width:29.2pt;height:7.65pt;z-index:251718656;visibility:visible;mso-wrap-style:square;mso-width-percent:0;mso-height-percent:0;mso-wrap-distance-left:9pt;mso-wrap-distance-top:0;mso-wrap-distance-right:9pt;mso-wrap-distance-bottom:0;mso-position-horizontal:absolute;mso-position-horizontal-relative:text;mso-position-vertical:absolute;mso-position-vertical-relative:text;mso-width-percent:0;mso-height-percent:0;mso-width-relative:margin;mso-height-relative:margin;v-text-anchor:top" o:gfxdata="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" fillcolor="white [3201]" stroked="f" strokeweight=".5pt">
                 <v:textbox>
                   <w:txbxContent>
                     <w:p/>
@@ -5253,7 +5629,7 @@
           </mc:Choice>
           <mc:Fallback>
             <w:pict>
-              <v:shape w14:anchorId="06F64ADD" id="_x0000_s1063" type="#_x0000_t202" style="position:absolute;margin-left:114.8pt;margin-top:312.4pt;width:43.35pt;height:9.65pt;z-index:251714560;visibility:visible;mso-wrap-style:square;mso-width-percent:0;mso-height-percent:0;mso-wrap-distance-left:9pt;mso-wrap-distance-top:0;mso-wrap-distance-right:9pt;mso-wrap-distance-bottom:0;mso-position-horizontal:absolute;mso-position-horizontal-relative:text;mso-position-vertical:absolute;mso-position-vertical-relative:text;mso-width-percent:0;mso-height-percent:0;mso-width-relative:margin;mso-height-relative:margin;v-text-anchor:top" o:gfxdata="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" fillcolor="white [3201]" stroked="f" strokeweight=".5pt">
+              <v:shape w14:anchorId="06F64ADD" id="_x0000_s1066" type="#_x0000_t202" style="position:absolute;margin-left:114.8pt;margin-top:312.4pt;width:43.35pt;height:9.65pt;z-index:251714560;visibility:visible;mso-wrap-style:square;mso-width-percent:0;mso-height-percent:0;mso-wrap-distance-left:9pt;mso-wrap-distance-top:0;mso-wrap-distance-right:9pt;mso-wrap-distance-bottom:0;mso-position-horizontal:absolute;mso-position-horizontal-relative:text;mso-position-vertical:absolute;mso-position-vertical-relative:text;mso-width-percent:0;mso-height-percent:0;mso-width-relative:margin;mso-height-relative:margin;v-text-anchor:top" o:gfxdata="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" fillcolor="white [3201]" stroked="f" strokeweight=".5pt">
                 <v:textbox>
                   <w:txbxContent>
                     <w:p/>
@@ -5414,7 +5790,7 @@
           </mc:Choice>
           <mc:Fallback>
             <w:pict>
-              <v:shape w14:anchorId="3FEF163B" id="_x0000_s1047" type="#_x0000_t202" style="position:absolute;margin-left:267.15pt;margin-top:855.35pt;width:92.9pt;height:18.6pt;z-index:251701248;visibility:visible;mso-wrap-style:square;mso-width-percent:0;mso-height-percent:0;mso-wrap-distance-left:9pt;mso-wrap-distance-top:0;mso-wrap-distance-right:9pt;mso-wrap-distance-bottom:0;mso-position-horizontal:absolute;mso-position-horizontal-relative:text;mso-position-vertical:absolute;mso-position-vertical-relative:text;mso-width-percent:0;mso-height-percent:0;mso-width-relative:margin;mso-height-relative:margin;v-text-anchor:top" o:gfxdata="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" filled="f" stroked="f">
+              <v:shape w14:anchorId="3FEF163B" id="_x0000_s1067" type="#_x0000_t202" style="position:absolute;margin-left:267.15pt;margin-top:855.35pt;width:92.9pt;height:18.6pt;z-index:251701248;visibility:visible;mso-wrap-style:square;mso-width-percent:0;mso-height-percent:0;mso-wrap-distance-left:9pt;mso-wrap-distance-top:0;mso-wrap-distance-right:9pt;mso-wrap-distance-bottom:0;mso-position-horizontal:absolute;mso-position-horizontal-relative:text;mso-position-vertical:absolute;mso-position-vertical-relative:text;mso-width-percent:0;mso-height-percent:0;mso-width-relative:margin;mso-height-relative:margin;v-text-anchor:top" o:gfxdata="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" filled="f" stroked="f">
                 <v:textbox>
                   <w:txbxContent>
                     <w:p>
@@ -5505,7 +5881,7 @@
         <mc:AlternateContent>
           <mc:Choice Requires="wps">
             <w:drawing>
-              <wp:anchor distT="0" distB="0" distL="114300" distR="114300" simplePos="0" relativeHeight="251703296" behindDoc="0" locked="0" layoutInCell="1" allowOverlap="1" wp14:anchorId="3E1A635D" wp14:editId="5463881B">
+              <wp:anchor distT="0" distB="0" distL="114300" distR="114300" simplePos="0" relativeHeight="251703296" behindDoc="0" locked="0" layoutInCell="1" allowOverlap="1" wp14:anchorId="3E1A635D" wp14:editId="44CADD8F">
                 <wp:simplePos x="0" y="0"/>
                 <wp:positionH relativeFrom="column">
                   <wp:posOffset>5086543</wp:posOffset>
@@ -5629,7 +6005,7 @@
           </mc:Choice>
           <mc:Fallback>
             <w:pict>
-              <v:shape w14:anchorId="3E1A635D" id="_x0000_s1048" type="#_x0000_t202" style="position:absolute;margin-left:400.5pt;margin-top:855.35pt;width:98.1pt;height:18.6pt;z-index:251703296;visibility:visible;mso-wrap-style:square;mso-width-percent:0;mso-height-percent:0;mso-wrap-distance-left:9pt;mso-wrap-distance-top:0;mso-wrap-distance-right:9pt;mso-wrap-distance-bottom:0;mso-position-horizontal:absolute;mso-position-horizontal-relative:text;mso-position-vertical:absolute;mso-position-vertical-relative:text;mso-width-percent:0;mso-height-percent:0;mso-width-relative:margin;mso-height-relative:margin;v-text-anchor:top" o:gfxdata="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" filled="f" stroked="f">
+              <v:shape w14:anchorId="3E1A635D" id="_x0000_s1068" type="#_x0000_t202" style="position:absolute;margin-left:400.5pt;margin-top:855.35pt;width:98.1pt;height:18.6pt;z-index:251703296;visibility:visible;mso-wrap-style:square;mso-width-percent:0;mso-height-percent:0;mso-wrap-distance-left:9pt;mso-wrap-distance-top:0;mso-wrap-distance-right:9pt;mso-wrap-distance-bottom:0;mso-position-horizontal:absolute;mso-position-horizontal-relative:text;mso-position-vertical:absolute;mso-position-vertical-relative:text;mso-width-percent:0;mso-height-percent:0;mso-width-relative:margin;mso-height-relative:margin;v-text-anchor:top" o:gfxdata="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" filled="f" stroked="f">
                 <v:textbox>
                   <w:txbxContent>
                     <w:p>
@@ -5686,480 +6062,6 @@
                           <w:szCs w:val="18"/>
                         </w:rPr>
                         <w:t>}</w:t>
-                      </w:r>
-                    </w:p>
-                  </w:txbxContent>
-                </v:textbox>
-              </v:shape>
-            </w:pict>
-          </mc:Fallback>
-        </mc:AlternateContent>
-      </w:r>
-      <w:r>
-        <w:rPr>
-          <w:noProof/>
-        </w:rPr>
-        <mc:AlternateContent>
-          <mc:Choice Requires="wps">
-            <w:drawing>
-              <wp:anchor distT="0" distB="0" distL="114300" distR="114300" simplePos="0" relativeHeight="251711488" behindDoc="0" locked="0" layoutInCell="1" allowOverlap="1" wp14:anchorId="54652506" wp14:editId="644D7E70">
-                <wp:simplePos x="0" y="0"/>
-                <wp:positionH relativeFrom="page">
-                  <wp:posOffset>4028661</wp:posOffset>
-                </wp:positionH>
-                <wp:positionV relativeFrom="paragraph">
-                  <wp:posOffset>10257900</wp:posOffset>
-                </wp:positionV>
-                <wp:extent cx="3344545" cy="605183"/>
-                <wp:effectExtent l="0" t="0" r="0" b="4445"/>
-                <wp:wrapNone/>
-                <wp:docPr id="266770139" name="Cuadro de texto 24"/>
-                <wp:cNvGraphicFramePr/>
-                <a:graphic xmlns:a="http://schemas.openxmlformats.org/drawingml/2006/main">
-                  <a:graphicData uri="http://schemas.microsoft.com/office/word/2010/wordprocessingShape">
-                    <wps:wsp>
-                      <wps:cNvSpPr txBox="1"/>
-                      <wps:spPr>
-                        <a:xfrm>
-                          <a:off x="0" y="0"/>
-                          <a:ext cx="3344545" cy="605183"/>
-                        </a:xfrm>
-                        <a:prstGeom prst="rect">
-                          <a:avLst/>
-                        </a:prstGeom>
-                        <a:noFill/>
-                        <a:ln>
-                          <a:noFill/>
-                        </a:ln>
-                      </wps:spPr>
-                      <wps:style>
-                        <a:lnRef idx="0">
-                          <a:scrgbClr r="0" g="0" b="0"/>
-                        </a:lnRef>
-                        <a:fillRef idx="0">
-                          <a:scrgbClr r="0" g="0" b="0"/>
-                        </a:fillRef>
-                        <a:effectRef idx="0">
-                          <a:scrgbClr r="0" g="0" b="0"/>
-                        </a:effectRef>
-                        <a:fontRef idx="minor">
-                          <a:schemeClr val="dk1"/>
-                        </a:fontRef>
-                      </wps:style>
-                      <wps:txbx>
-                        <w:txbxContent>
-                          <w:p>
-                            <w:proofErr w:type="gramStart"/>
-                            <w:r>
-                              <w:t xml:space="preserve">{{ </w:t>
-                            </w:r>
-                            <w:proofErr w:type="spellStart"/>
-                            <w:r>
-                              <w:t>firma</w:t>
-                            </w:r>
-                            <w:proofErr w:type="gramEnd"/>
-                            <w:r>
-                              <w:t>_</w:t>
-                            </w:r>
-                            <w:proofErr w:type="gramStart"/>
-                            <w:r>
-                              <w:t>cliente</w:t>
-                            </w:r>
-                            <w:proofErr w:type="spellEnd"/>
-                            <w:r>
-                              <w:t xml:space="preserve"> }</w:t>
-                            </w:r>
-                            <w:proofErr w:type="gramEnd"/>
-                            <w:r>
-                              <w:t>}</w:t>
-                            </w:r>
-                          </w:p>
-                          <w:p/>
-                        </w:txbxContent>
-                      </wps:txbx>
-                      <wps:bodyPr rot="0" spcFirstLastPara="0" vertOverflow="overflow" horzOverflow="overflow" vert="horz" wrap="square" lIns="91440" tIns="45720" rIns="91440" bIns="45720" numCol="1" spcCol="0" rtlCol="0" fromWordArt="0" anchor="t" anchorCtr="0" forceAA="0" compatLnSpc="1">
-                        <a:prstTxWarp prst="textNoShape">
-                          <a:avLst/>
-                        </a:prstTxWarp>
-                        <a:noAutofit/>
-                      </wps:bodyPr>
-                    </wps:wsp>
-                  </a:graphicData>
-                </a:graphic>
-                <wp14:sizeRelH relativeFrom="margin">
-                  <wp14:pctWidth>0</wp14:pctWidth>
-                </wp14:sizeRelH>
-                <wp14:sizeRelV relativeFrom="margin">
-                  <wp14:pctHeight>0</wp14:pctHeight>
-                </wp14:sizeRelV>
-              </wp:anchor>
-            </w:drawing>
-          </mc:Choice>
-          <mc:Fallback>
-            <w:pict>
-              <v:shape w14:anchorId="54652506" id="_x0000_s1049" type="#_x0000_t202" style="position:absolute;margin-left:317.2pt;margin-top:807.7pt;width:263.35pt;height:47.65pt;z-index:251711488;visibility:visible;mso-wrap-style:square;mso-width-percent:0;mso-height-percent:0;mso-wrap-distance-left:9pt;mso-wrap-distance-top:0;mso-wrap-distance-right:9pt;mso-wrap-distance-bottom:0;mso-position-horizontal:absolute;mso-position-horizontal-relative:page;mso-position-vertical:absolute;mso-position-vertical-relative:text;mso-width-percent:0;mso-height-percent:0;mso-width-relative:margin;mso-height-relative:margin;v-text-anchor:top" o:gfxdata="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" filled="f" stroked="f">
-                <v:textbox>
-                  <w:txbxContent>
-                    <w:p>
-                      <w:proofErr w:type="gramStart"/>
-                      <w:r>
-                        <w:t xml:space="preserve">{{ </w:t>
-                      </w:r>
-                      <w:proofErr w:type="spellStart"/>
-                      <w:r>
-                        <w:t>firma</w:t>
-                      </w:r>
-                      <w:proofErr w:type="gramEnd"/>
-                      <w:r>
-                        <w:t>_</w:t>
-                      </w:r>
-                      <w:proofErr w:type="gramStart"/>
-                      <w:r>
-                        <w:t>cliente</w:t>
-                      </w:r>
-                      <w:proofErr w:type="spellEnd"/>
-                      <w:r>
-                        <w:t xml:space="preserve"> }</w:t>
-                      </w:r>
-                      <w:proofErr w:type="gramEnd"/>
-                      <w:r>
-                        <w:t>}</w:t>
-                      </w:r>
-                    </w:p>
-                    <w:p/>
-                  </w:txbxContent>
-                </v:textbox>
-                <w10:wrap anchorx="page"/>
-              </v:shape>
-            </w:pict>
-          </mc:Fallback>
-        </mc:AlternateContent>
-      </w:r>
-      <w:r>
-        <w:rPr>
-          <w:noProof/>
-        </w:rPr>
-        <mc:AlternateContent>
-          <mc:Choice Requires="wps">
-            <w:drawing>
-              <wp:anchor distT="0" distB="0" distL="114300" distR="114300" simplePos="0" relativeHeight="251697152" behindDoc="0" locked="0" layoutInCell="1" allowOverlap="1" wp14:anchorId="6A12D0B8" wp14:editId="6A574B85">
-                <wp:simplePos x="0" y="0"/>
-                <wp:positionH relativeFrom="column">
-                  <wp:posOffset>1362823</wp:posOffset>
-                </wp:positionH>
-                <wp:positionV relativeFrom="paragraph">
-                  <wp:posOffset>4374284</wp:posOffset>
-                </wp:positionV>
-                <wp:extent cx="2430683" cy="231381"/>
-                <wp:effectExtent l="0" t="0" r="0" b="0"/>
-                <wp:wrapNone/>
-                <wp:docPr id="82241179" name="Cuadro de texto 5"/>
-                <wp:cNvGraphicFramePr/>
-                <a:graphic xmlns:a="http://schemas.openxmlformats.org/drawingml/2006/main">
-                  <a:graphicData uri="http://schemas.microsoft.com/office/word/2010/wordprocessingShape">
-                    <wps:wsp>
-                      <wps:cNvSpPr txBox="1"/>
-                      <wps:spPr>
-                        <a:xfrm>
-                          <a:off x="0" y="0"/>
-                          <a:ext cx="2430683" cy="231381"/>
-                        </a:xfrm>
-                        <a:prstGeom prst="rect">
-                          <a:avLst/>
-                        </a:prstGeom>
-                        <a:noFill/>
-                        <a:ln>
-                          <a:noFill/>
-                        </a:ln>
-                      </wps:spPr>
-                      <wps:style>
-                        <a:lnRef idx="0">
-                          <a:scrgbClr r="0" g="0" b="0"/>
-                        </a:lnRef>
-                        <a:fillRef idx="0">
-                          <a:scrgbClr r="0" g="0" b="0"/>
-                        </a:fillRef>
-                        <a:effectRef idx="0">
-                          <a:scrgbClr r="0" g="0" b="0"/>
-                        </a:effectRef>
-                        <a:fontRef idx="minor">
-                          <a:schemeClr val="dk1"/>
-                        </a:fontRef>
-                      </wps:style>
-                      <wps:txbx>
-                        <w:txbxContent>
-                          <w:p>
-                            <w:pPr>
-                              <w:spacing w:after="120" w:line="408" w:lineRule="auto"/>
-                              <w:rPr>
-                                <w:rFonts w:ascii="Arial" w:hAnsi="Arial" w:cs="Arial"/>
-                                <w:sz w:val="18"/>
-                                <w:szCs w:val="18"/>
-                              </w:rPr>
-                            </w:pPr>
-                            <w:proofErr w:type="gramStart"/>
-                            <w:r>
-                              <w:rPr>
-                                <w:rFonts w:ascii="Arial" w:hAnsi="Arial" w:cs="Arial"/>
-                                <w:sz w:val="18"/>
-                                <w:szCs w:val="18"/>
-                              </w:rPr>
-                              <w:t xml:space="preserve">{{ </w:t>
-                            </w:r>
-                            <w:proofErr w:type="spellStart"/>
-                            <w:r>
-                              <w:rPr>
-                                <w:rFonts w:ascii="Arial" w:hAnsi="Arial" w:cs="Arial"/>
-                                <w:sz w:val="18"/>
-                                <w:szCs w:val="18"/>
-                              </w:rPr>
-                              <w:t>fecha</w:t>
-                            </w:r>
-                            <w:proofErr w:type="gramEnd"/>
-                            <w:r>
-                              <w:rPr>
-                                <w:rFonts w:ascii="Arial" w:hAnsi="Arial" w:cs="Arial"/>
-                                <w:sz w:val="18"/>
-                                <w:szCs w:val="18"/>
-                              </w:rPr>
-                              <w:t>_mes_anio_</w:t>
-                            </w:r>
-                            <w:proofErr w:type="gramStart"/>
-                            <w:r>
-                              <w:rPr>
-                                <w:rFonts w:ascii="Arial" w:hAnsi="Arial" w:cs="Arial"/>
-                                <w:sz w:val="18"/>
-                                <w:szCs w:val="18"/>
-                              </w:rPr>
-                              <w:t>espaciado</w:t>
-                            </w:r>
-                            <w:proofErr w:type="spellEnd"/>
-                            <w:r>
-                              <w:rPr>
-                                <w:rFonts w:ascii="Arial" w:hAnsi="Arial" w:cs="Arial"/>
-                                <w:sz w:val="18"/>
-                                <w:szCs w:val="18"/>
-                              </w:rPr>
-                              <w:t xml:space="preserve"> }</w:t>
-                            </w:r>
-                            <w:proofErr w:type="gramEnd"/>
-                            <w:r>
-                              <w:rPr>
-                                <w:rFonts w:ascii="Arial" w:hAnsi="Arial" w:cs="Arial"/>
-                                <w:sz w:val="18"/>
-                                <w:szCs w:val="18"/>
-                              </w:rPr>
-                              <w:t>}</w:t>
-                            </w:r>
-                          </w:p>
-                        </w:txbxContent>
-                      </wps:txbx>
-                      <wps:bodyPr rot="0" spcFirstLastPara="0" vertOverflow="overflow" horzOverflow="overflow" vert="horz" wrap="square" lIns="91440" tIns="45720" rIns="91440" bIns="45720" numCol="1" spcCol="0" rtlCol="0" fromWordArt="0" anchor="t" anchorCtr="0" forceAA="0" compatLnSpc="1">
-                        <a:prstTxWarp prst="textNoShape">
-                          <a:avLst/>
-                        </a:prstTxWarp>
-                        <a:noAutofit/>
-                      </wps:bodyPr>
-                    </wps:wsp>
-                  </a:graphicData>
-                </a:graphic>
-                <wp14:sizeRelH relativeFrom="margin">
-                  <wp14:pctWidth>0</wp14:pctWidth>
-                </wp14:sizeRelH>
-                <wp14:sizeRelV relativeFrom="margin">
-                  <wp14:pctHeight>0</wp14:pctHeight>
-                </wp14:sizeRelV>
-              </wp:anchor>
-            </w:drawing>
-          </mc:Choice>
-          <mc:Fallback>
-            <w:pict>
-              <v:shape w14:anchorId="6A12D0B8" id="_x0000_s1067" type="#_x0000_t202" style="position:absolute;margin-left:107.3pt;margin-top:344.45pt;width:191.4pt;height:18.2pt;z-index:251697152;visibility:visible;mso-wrap-style:square;mso-width-percent:0;mso-height-percent:0;mso-wrap-distance-left:9pt;mso-wrap-distance-top:0;mso-wrap-distance-right:9pt;mso-wrap-distance-bottom:0;mso-position-horizontal:absolute;mso-position-horizontal-relative:text;mso-position-vertical:absolute;mso-position-vertical-relative:text;mso-width-percent:0;mso-height-percent:0;mso-width-relative:margin;mso-height-relative:margin;v-text-anchor:top" o:gfxdata="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" filled="f" stroked="f">
-                <v:textbox>
-                  <w:txbxContent>
-                    <w:p>
-                      <w:pPr>
-                        <w:spacing w:after="120" w:line="408" w:lineRule="auto"/>
-                        <w:rPr>
-                          <w:rFonts w:ascii="Arial" w:hAnsi="Arial" w:cs="Arial"/>
-                          <w:sz w:val="18"/>
-                          <w:szCs w:val="18"/>
-                        </w:rPr>
-                      </w:pPr>
-                      <w:r>
-                        <w:rPr>
-                          <w:rFonts w:ascii="Arial" w:hAnsi="Arial" w:cs="Arial"/>
-                          <w:sz w:val="18"/>
-                          <w:szCs w:val="18"/>
-                        </w:rPr>
-                        <w:t>{{ fecha_mes_anio_espaciado }}</w:t>
-                      </w:r>
-                    </w:p>
-                  </w:txbxContent>
-                </v:textbox>
-              </v:shape>
-            </w:pict>
-          </mc:Fallback>
-        </mc:AlternateContent>
-      </w:r>
-      <w:r>
-        <w:rPr>
-          <w:noProof/>
-        </w:rPr>
-        <mc:AlternateContent>
-          <mc:Choice Requires="wps">
-            <w:drawing>
-              <wp:anchor distT="0" distB="0" distL="114300" distR="114300" simplePos="0" relativeHeight="251713536" behindDoc="0" locked="0" layoutInCell="1" allowOverlap="1" wp14:anchorId="19E7C536" wp14:editId="39EFBEE3">
-                <wp:simplePos x="0" y="0"/>
-                <wp:positionH relativeFrom="column">
-                  <wp:posOffset>1354170</wp:posOffset>
-                </wp:positionH>
-                <wp:positionV relativeFrom="paragraph">
-                  <wp:posOffset>4549544</wp:posOffset>
-                </wp:positionV>
-                <wp:extent cx="2430683" cy="231381"/>
-                <wp:effectExtent l="0" t="0" r="0" b="0"/>
-                <wp:wrapNone/>
-                <wp:docPr id="855168089" name="Cuadro de texto 5"/>
-                <wp:cNvGraphicFramePr/>
-                <a:graphic xmlns:a="http://schemas.openxmlformats.org/drawingml/2006/main">
-                  <a:graphicData uri="http://schemas.microsoft.com/office/word/2010/wordprocessingShape">
-                    <wps:wsp>
-                      <wps:cNvSpPr txBox="1"/>
-                      <wps:spPr>
-                        <a:xfrm>
-                          <a:off x="0" y="0"/>
-                          <a:ext cx="2430683" cy="231381"/>
-                        </a:xfrm>
-                        <a:prstGeom prst="rect">
-                          <a:avLst/>
-                        </a:prstGeom>
-                        <a:noFill/>
-                        <a:ln>
-                          <a:noFill/>
-                        </a:ln>
-                      </wps:spPr>
-                      <wps:style>
-                        <a:lnRef idx="0">
-                          <a:scrgbClr r="0" g="0" b="0"/>
-                        </a:lnRef>
-                        <a:fillRef idx="0">
-                          <a:scrgbClr r="0" g="0" b="0"/>
-                        </a:fillRef>
-                        <a:effectRef idx="0">
-                          <a:scrgbClr r="0" g="0" b="0"/>
-                        </a:effectRef>
-                        <a:fontRef idx="minor">
-                          <a:schemeClr val="dk1"/>
-                        </a:fontRef>
-                      </wps:style>
-                      <wps:txbx>
-                        <w:txbxContent>
-                          <w:p>
-                            <w:pPr>
-                              <w:spacing w:after="120" w:line="408" w:lineRule="auto"/>
-                              <w:rPr>
-                                <w:rFonts w:ascii="Arial" w:hAnsi="Arial" w:cs="Arial"/>
-                                <w:sz w:val="18"/>
-                                <w:szCs w:val="18"/>
-                              </w:rPr>
-                            </w:pPr>
-                            <w:proofErr w:type="gramStart"/>
-                            <w:r>
-                              <w:rPr>
-                                <w:rFonts w:ascii="Arial" w:hAnsi="Arial" w:cs="Arial"/>
-                                <w:sz w:val="18"/>
-                                <w:szCs w:val="18"/>
-                              </w:rPr>
-                              <w:t xml:space="preserve">{{ </w:t>
-                            </w:r>
-                            <w:proofErr w:type="spellStart"/>
-                            <w:r>
-                              <w:rPr>
-                                <w:rFonts w:ascii="Arial" w:hAnsi="Arial" w:cs="Arial"/>
-                                <w:sz w:val="18"/>
-                                <w:szCs w:val="18"/>
-                              </w:rPr>
-                              <w:t>fecha</w:t>
-                            </w:r>
-                            <w:proofErr w:type="gramEnd"/>
-                            <w:r>
-                              <w:rPr>
-                                <w:rFonts w:ascii="Arial" w:hAnsi="Arial" w:cs="Arial"/>
-                                <w:sz w:val="18"/>
-                                <w:szCs w:val="18"/>
-                              </w:rPr>
-                              <w:t>_</w:t>
-                            </w:r>
-                            <w:proofErr w:type="gramStart"/>
-                            <w:r>
-                              <w:rPr>
-                                <w:rFonts w:ascii="Arial" w:hAnsi="Arial" w:cs="Arial"/>
-                                <w:sz w:val="18"/>
-                                <w:szCs w:val="18"/>
-                              </w:rPr>
-                              <w:t>finalizacion</w:t>
-                            </w:r>
-                            <w:proofErr w:type="spellEnd"/>
-                            <w:r>
-                              <w:rPr>
-                                <w:rFonts w:ascii="Arial" w:hAnsi="Arial" w:cs="Arial"/>
-                                <w:sz w:val="18"/>
-                                <w:szCs w:val="18"/>
-                              </w:rPr>
-                              <w:t xml:space="preserve"> }</w:t>
-                            </w:r>
-                            <w:proofErr w:type="gramEnd"/>
-                            <w:r>
-                              <w:rPr>
-                                <w:rFonts w:ascii="Arial" w:hAnsi="Arial" w:cs="Arial"/>
-                                <w:sz w:val="18"/>
-                                <w:szCs w:val="18"/>
-                              </w:rPr>
-                              <w:t>}</w:t>
-                            </w:r>
-                          </w:p>
-                        </w:txbxContent>
-                      </wps:txbx>
-                      <wps:bodyPr rot="0" spcFirstLastPara="0" vertOverflow="overflow" horzOverflow="overflow" vert="horz" wrap="square" lIns="91440" tIns="45720" rIns="91440" bIns="45720" numCol="1" spcCol="0" rtlCol="0" fromWordArt="0" anchor="t" anchorCtr="0" forceAA="0" compatLnSpc="1">
-                        <a:prstTxWarp prst="textNoShape">
-                          <a:avLst/>
-                        </a:prstTxWarp>
-                        <a:noAutofit/>
-                      </wps:bodyPr>
-                    </wps:wsp>
-                  </a:graphicData>
-                </a:graphic>
-                <wp14:sizeRelH relativeFrom="margin">
-                  <wp14:pctWidth>0</wp14:pctWidth>
-                </wp14:sizeRelH>
-                <wp14:sizeRelV relativeFrom="margin">
-                  <wp14:pctHeight>0</wp14:pctHeight>
-                </wp14:sizeRelV>
-              </wp:anchor>
-            </w:drawing>
-          </mc:Choice>
-          <mc:Fallback>
-            <w:pict>
-              <v:shape w14:anchorId="19E7C536" id="_x0000_s1068" type="#_x0000_t202" style="position:absolute;margin-left:106.65pt;margin-top:358.25pt;width:191.4pt;height:18.2pt;z-index:251713536;visibility:visible;mso-wrap-style:square;mso-width-percent:0;mso-height-percent:0;mso-wrap-distance-left:9pt;mso-wrap-distance-top:0;mso-wrap-distance-right:9pt;mso-wrap-distance-bottom:0;mso-position-horizontal:absolute;mso-position-horizontal-relative:text;mso-position-vertical:absolute;mso-position-vertical-relative:text;mso-width-percent:0;mso-height-percent:0;mso-width-relative:margin;mso-height-relative:margin;v-text-anchor:top" o:gfxdata="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" filled="f" stroked="f">
-                <v:textbox>
-                  <w:txbxContent>
-                    <w:p>
-                      <w:pPr>
-                        <w:spacing w:after="120" w:line="408" w:lineRule="auto"/>
-                        <w:rPr>
-                          <w:rFonts w:ascii="Arial" w:hAnsi="Arial" w:cs="Arial"/>
-                          <w:sz w:val="18"/>
-                          <w:szCs w:val="18"/>
-                        </w:rPr>
-                      </w:pPr>
-                      <w:r>
-                        <w:rPr>
-                          <w:rFonts w:ascii="Arial" w:hAnsi="Arial" w:cs="Arial"/>
-                          <w:sz w:val="18"/>
-                          <w:szCs w:val="18"/>
-                        </w:rPr>
-                        <w:t>{{ fecha_finalizacion }}</w:t>
                       </w:r>
                     </w:p>
                   </w:txbxContent>
@@ -6844,6 +6746,7 @@
   <w:style w:type="character" w:default="1" w:styleId="Fuentedeprrafopredeter">
     <w:name w:val="Default Paragraph Font"/>
     <w:uiPriority w:val="1"/>
+    <w:semiHidden/>
     <w:unhideWhenUsed/>
   </w:style>
   <w:style w:type="table" w:default="1" w:styleId="Tablanormal">
